--- a/business_documents/PECH_PROFORMA_INVOICE.docx
+++ b/business_documents/PECH_PROFORMA_INVOICE.docx
@@ -2,21 +2,108 @@
 <file path=word/document.xml><?xml version="1.0" encoding="utf-8"?>
 <w:document xmlns:w="http://schemas.openxmlformats.org/wordprocessingml/2006/main" xmlns:m="http://schemas.openxmlformats.org/officeDocument/2006/math" xmlns:r="http://schemas.openxmlformats.org/officeDocument/2006/relationships" xmlns:o="urn:schemas-microsoft-com:office:office" xmlns:v="urn:schemas-microsoft-com:vml" xmlns:w10="urn:schemas-microsoft-com:office:word" xmlns:a="http://schemas.openxmlformats.org/drawingml/2006/main" xmlns:pic="http://schemas.openxmlformats.org/drawingml/2006/picture" xmlns:wp="http://schemas.openxmlformats.org/drawingml/2006/wordprocessingDrawing">
   <w:body>
+    <w:p>
+      <w:pPr>
+        <w:pBdr>
+          <w:top w:val="single" w:sz="12" w:space="1" w:color="00BFFF"/>
+          <w:bottom w:val="single" w:sz="36" w:space="0" w:color="F5A623"/>
+        </w:pBdr>
+        <w:spacing w:before="0" w:after="240"/>
+      </w:pPr>
+    </w:p>
+    <w:p>
+      <w:pPr>
+        <w:pBdr>
+          <w:bottom w:val="single" w:sz="6" w:space="1" w:color="00BFFF"/>
+        </w:pBdr>
+        <w:spacing w:before="0" w:after="120"/>
+      </w:pPr>
+    </w:p>
+    <w:p>
+      <w:pPr>
+        <w:jc w:val="center"/>
+        <w:spacing w:before="0" w:after="60"/>
+      </w:pPr>
+      <w:r>
+        <w:rPr>
+          <w:i/>
+          <w:color w:val="E08A00"/>
+          <w:sz w:val="18"/>
+          <w:szCs w:val="18"/>
+        </w:rPr>
+        <w:t>Technology &amp; Infrastructure Enablers for Africa</w:t>
+      </w:r>
+    </w:p>
+    <w:p>
+      <w:pPr>
+        <w:jc w:val="center"/>
+        <w:spacing w:before="200" w:after="40"/>
+      </w:pPr>
+      <w:r>
+        <w:rPr>
+          <w:b/>
+          <w:color w:val="0099CC"/>
+          <w:sz w:val="28"/>
+          <w:szCs w:val="28"/>
+        </w:rPr>
+        <w:t>PECH GROUP HOLDINGS LTD</w:t>
+      </w:r>
+    </w:p>
+    <w:p>
+      <w:pPr>
+        <w:pBdr>
+          <w:top w:val="single" w:sz="36" w:space="0" w:color="F5A623"/>
+          <w:bottom w:val="single" w:sz="12" w:space="1" w:color="00BFFF"/>
+        </w:pBdr>
+        <w:spacing w:after="0"/>
+      </w:pPr>
+    </w:p>
     <w:bookmarkStart w:id="37" w:name="pech-group-holdings-ltd"/>
     <w:p>
       <w:pPr>
         <w:pStyle w:val="Heading1"/>
-      </w:pPr>
-      <w:r>
+        <w:rPr>
+          <w:color w:val="0099CC"/>
+        </w:rPr>
+        <w:pBdr>
+          <w:bottom w:val="single" w:sz="18" w:space="2" w:color="F5A623"/>
+        </w:pBdr>
+      </w:pPr>
+      <w:r>
+        <w:rPr>
+          <w:b/>
+          <w:color w:val="0099CC"/>
+          <w:sz w:val="44"/>
+        </w:rPr>
         <w:t xml:space="preserve">PECH GROUP HOLDINGS LTD</w:t>
       </w:r>
     </w:p>
     <w:bookmarkStart w:id="22" w:name="proforma-invoice"/>
     <w:p>
       <w:pPr>
+        <w:pBdr>
+          <w:top w:val="single" w:sz="18" w:space="1" w:color="F5A623"/>
+          <w:bottom w:val="single" w:sz="6" w:space="1" w:color="0099CC"/>
+        </w:pBdr>
+        <w:spacing w:before="200" w:after="200"/>
+      </w:pPr>
+    </w:p>
+    <w:p>
+      <w:pPr>
         <w:pStyle w:val="Heading2"/>
-      </w:pPr>
-      <w:r>
+        <w:rPr>
+          <w:color w:val="0099CC"/>
+        </w:rPr>
+        <w:pBdr>
+          <w:bottom w:val="single" w:sz="6" w:space="2" w:color="00BFFF"/>
+        </w:pBdr>
+      </w:pPr>
+      <w:r>
+        <w:rPr>
+          <w:b/>
+          <w:color w:val="0099CC"/>
+          <w:sz w:val="32"/>
+        </w:rPr>
         <w:t xml:space="preserve">PROFORMA INVOICE</w:t>
       </w:r>
     </w:p>
@@ -24,8 +111,16 @@
     <w:p>
       <w:pPr>
         <w:pStyle w:val="Heading3"/>
-      </w:pPr>
-      <w:r>
+        <w:rPr>
+          <w:color w:val="E08A00"/>
+        </w:rPr>
+      </w:pPr>
+      <w:r>
+        <w:rPr>
+          <w:b/>
+          <w:color w:val="E08A00"/>
+          <w:sz w:val="26"/>
+        </w:rPr>
         <w:t xml:space="preserve">CONFIDENTIAL</w:t>
       </w:r>
     </w:p>
@@ -92,6 +187,10 @@
     <w:p>
       <w:pPr>
         <w:pStyle w:val="BlockText"/>
+        <w:pBdr>
+          <w:left w:val="single" w:sz="24" w:space="6" w:color="F5A623"/>
+        </w:pBdr>
+        <w:shd w:fill="FFF8E1" w:val="clear"/>
       </w:pPr>
       <w:r>
         <w:rPr>
@@ -119,9 +218,29 @@
     <w:bookmarkStart w:id="23" w:name="seller-information"/>
     <w:p>
       <w:pPr>
+        <w:pBdr>
+          <w:top w:val="single" w:sz="18" w:space="1" w:color="F5A623"/>
+          <w:bottom w:val="single" w:sz="6" w:space="1" w:color="0099CC"/>
+        </w:pBdr>
+        <w:spacing w:before="200" w:after="200"/>
+      </w:pPr>
+    </w:p>
+    <w:p>
+      <w:pPr>
         <w:pStyle w:val="Heading2"/>
-      </w:pPr>
-      <w:r>
+        <w:rPr>
+          <w:color w:val="0099CC"/>
+        </w:rPr>
+        <w:pBdr>
+          <w:bottom w:val="single" w:sz="6" w:space="2" w:color="00BFFF"/>
+        </w:pBdr>
+      </w:pPr>
+      <w:r>
+        <w:rPr>
+          <w:b/>
+          <w:color w:val="0099CC"/>
+          <w:sz w:val="32"/>
+        </w:rPr>
         <w:t xml:space="preserve">SELLER INFORMATION</w:t>
       </w:r>
     </w:p>
@@ -131,6 +250,14 @@
         <w:tblW w:type="auto" w:w="0"/>
         <w:tblLook w:firstRow="1" w:lastRow="0" w:firstColumn="0" w:lastColumn="0" w:noHBand="0" w:noVBand="0" w:val="0020"/>
         <w:jc w:val="start"/>
+        <w:tblBorders>
+          <w:top w:val="single" w:sz="4" w:space="0" w:color="B0D4E8"/>
+          <w:left w:val="single" w:sz="4" w:space="0" w:color="B0D4E8"/>
+          <w:bottom w:val="single" w:sz="4" w:space="0" w:color="B0D4E8"/>
+          <w:right w:val="single" w:sz="4" w:space="0" w:color="B0D4E8"/>
+          <w:insideH w:val="single" w:sz="4" w:space="0" w:color="B0D4E8"/>
+          <w:insideV w:val="single" w:sz="4" w:space="0" w:color="B0D4E8"/>
+        </w:tblBorders>
       </w:tblPr>
       <w:tblGrid>
         <w:gridCol w:w="3960"/>
@@ -141,25 +268,39 @@
           <w:tblHeader w:val="true"/>
         </w:trPr>
         <w:tc>
-          <w:tcPr/>
-          <w:p>
-            <w:pPr>
-              <w:pStyle w:val="Compact"/>
-              <w:jc w:val="left"/>
-            </w:pPr>
-            <w:r>
+          <w:tcPr>
+            <w:shd w:fill="0099CC" w:val="clear"/>
+          </w:tcPr>
+          <w:p>
+            <w:pPr>
+              <w:pStyle w:val="Compact"/>
+              <w:jc w:val="left"/>
+            </w:pPr>
+            <w:r>
+              <w:rPr>
+                <w:b/>
+                <w:color w:val="FFFFFF"/>
+                <w:sz w:val="20"/>
+              </w:rPr>
               <w:t xml:space="preserve">Field</w:t>
             </w:r>
           </w:p>
         </w:tc>
         <w:tc>
-          <w:tcPr/>
-          <w:p>
-            <w:pPr>
-              <w:pStyle w:val="Compact"/>
-              <w:jc w:val="left"/>
-            </w:pPr>
-            <w:r>
+          <w:tcPr>
+            <w:shd w:fill="0099CC" w:val="clear"/>
+          </w:tcPr>
+          <w:p>
+            <w:pPr>
+              <w:pStyle w:val="Compact"/>
+              <w:jc w:val="left"/>
+            </w:pPr>
+            <w:r>
+              <w:rPr>
+                <w:b/>
+                <w:color w:val="FFFFFF"/>
+                <w:sz w:val="20"/>
+              </w:rPr>
               <w:t xml:space="preserve">Details</w:t>
             </w:r>
           </w:p>
@@ -167,25 +308,37 @@
       </w:tr>
       <w:tr>
         <w:tc>
-          <w:tcPr/>
-          <w:p>
-            <w:pPr>
-              <w:pStyle w:val="Compact"/>
-              <w:jc w:val="left"/>
-            </w:pPr>
-            <w:r>
+          <w:tcPr>
+            <w:shd w:fill="FFFFFF" w:val="clear"/>
+          </w:tcPr>
+          <w:p>
+            <w:pPr>
+              <w:pStyle w:val="Compact"/>
+              <w:jc w:val="left"/>
+            </w:pPr>
+            <w:r>
+              <w:rPr>
+                <w:color w:val="1A1A1A"/>
+                <w:sz w:val="19"/>
+              </w:rPr>
               <w:t xml:space="preserve">Company Name</w:t>
             </w:r>
           </w:p>
         </w:tc>
         <w:tc>
-          <w:tcPr/>
-          <w:p>
-            <w:pPr>
-              <w:pStyle w:val="Compact"/>
-              <w:jc w:val="left"/>
-            </w:pPr>
-            <w:r>
+          <w:tcPr>
+            <w:shd w:fill="FFFFFF" w:val="clear"/>
+          </w:tcPr>
+          <w:p>
+            <w:pPr>
+              <w:pStyle w:val="Compact"/>
+              <w:jc w:val="left"/>
+            </w:pPr>
+            <w:r>
+              <w:rPr>
+                <w:color w:val="1A1A1A"/>
+                <w:sz w:val="19"/>
+              </w:rPr>
               <w:t xml:space="preserve">PECH Group Holdings Ltd</w:t>
             </w:r>
           </w:p>
@@ -193,25 +346,37 @@
       </w:tr>
       <w:tr>
         <w:tc>
-          <w:tcPr/>
-          <w:p>
-            <w:pPr>
-              <w:pStyle w:val="Compact"/>
-              <w:jc w:val="left"/>
-            </w:pPr>
-            <w:r>
+          <w:tcPr>
+            <w:shd w:fill="E8F8FF" w:val="clear"/>
+          </w:tcPr>
+          <w:p>
+            <w:pPr>
+              <w:pStyle w:val="Compact"/>
+              <w:jc w:val="left"/>
+            </w:pPr>
+            <w:r>
+              <w:rPr>
+                <w:color w:val="1A1A1A"/>
+                <w:sz w:val="19"/>
+              </w:rPr>
               <w:t xml:space="preserve">Address</w:t>
             </w:r>
           </w:p>
         </w:tc>
         <w:tc>
-          <w:tcPr/>
-          <w:p>
-            <w:pPr>
-              <w:pStyle w:val="Compact"/>
-              <w:jc w:val="left"/>
-            </w:pPr>
-            <w:r>
+          <w:tcPr>
+            <w:shd w:fill="E8F8FF" w:val="clear"/>
+          </w:tcPr>
+          <w:p>
+            <w:pPr>
+              <w:pStyle w:val="Compact"/>
+              <w:jc w:val="left"/>
+            </w:pPr>
+            <w:r>
+              <w:rPr>
+                <w:color w:val="1A1A1A"/>
+                <w:sz w:val="19"/>
+              </w:rPr>
               <w:t xml:space="preserve">__________________________________________</w:t>
             </w:r>
           </w:p>
@@ -219,25 +384,37 @@
       </w:tr>
       <w:tr>
         <w:tc>
-          <w:tcPr/>
-          <w:p>
-            <w:pPr>
-              <w:pStyle w:val="Compact"/>
-              <w:jc w:val="left"/>
-            </w:pPr>
-            <w:r>
+          <w:tcPr>
+            <w:shd w:fill="FFFFFF" w:val="clear"/>
+          </w:tcPr>
+          <w:p>
+            <w:pPr>
+              <w:pStyle w:val="Compact"/>
+              <w:jc w:val="left"/>
+            </w:pPr>
+            <w:r>
+              <w:rPr>
+                <w:color w:val="1A1A1A"/>
+                <w:sz w:val="19"/>
+              </w:rPr>
               <w:t xml:space="preserve">City / State</w:t>
             </w:r>
           </w:p>
         </w:tc>
         <w:tc>
-          <w:tcPr/>
-          <w:p>
-            <w:pPr>
-              <w:pStyle w:val="Compact"/>
-              <w:jc w:val="left"/>
-            </w:pPr>
-            <w:r>
+          <w:tcPr>
+            <w:shd w:fill="FFFFFF" w:val="clear"/>
+          </w:tcPr>
+          <w:p>
+            <w:pPr>
+              <w:pStyle w:val="Compact"/>
+              <w:jc w:val="left"/>
+            </w:pPr>
+            <w:r>
+              <w:rPr>
+                <w:color w:val="1A1A1A"/>
+                <w:sz w:val="19"/>
+              </w:rPr>
               <w:t xml:space="preserve">Lagos, Nigeria</w:t>
             </w:r>
           </w:p>
@@ -245,25 +422,37 @@
       </w:tr>
       <w:tr>
         <w:tc>
-          <w:tcPr/>
-          <w:p>
-            <w:pPr>
-              <w:pStyle w:val="Compact"/>
-              <w:jc w:val="left"/>
-            </w:pPr>
-            <w:r>
+          <w:tcPr>
+            <w:shd w:fill="E8F8FF" w:val="clear"/>
+          </w:tcPr>
+          <w:p>
+            <w:pPr>
+              <w:pStyle w:val="Compact"/>
+              <w:jc w:val="left"/>
+            </w:pPr>
+            <w:r>
+              <w:rPr>
+                <w:color w:val="1A1A1A"/>
+                <w:sz w:val="19"/>
+              </w:rPr>
               <w:t xml:space="preserve">Phone</w:t>
             </w:r>
           </w:p>
         </w:tc>
         <w:tc>
-          <w:tcPr/>
-          <w:p>
-            <w:pPr>
-              <w:pStyle w:val="Compact"/>
-              <w:jc w:val="left"/>
-            </w:pPr>
-            <w:r>
+          <w:tcPr>
+            <w:shd w:fill="E8F8FF" w:val="clear"/>
+          </w:tcPr>
+          <w:p>
+            <w:pPr>
+              <w:pStyle w:val="Compact"/>
+              <w:jc w:val="left"/>
+            </w:pPr>
+            <w:r>
+              <w:rPr>
+                <w:color w:val="1A1A1A"/>
+                <w:sz w:val="19"/>
+              </w:rPr>
               <w:t xml:space="preserve">__________________________________________</w:t>
             </w:r>
           </w:p>
@@ -271,25 +460,37 @@
       </w:tr>
       <w:tr>
         <w:tc>
-          <w:tcPr/>
-          <w:p>
-            <w:pPr>
-              <w:pStyle w:val="Compact"/>
-              <w:jc w:val="left"/>
-            </w:pPr>
-            <w:r>
+          <w:tcPr>
+            <w:shd w:fill="FFFFFF" w:val="clear"/>
+          </w:tcPr>
+          <w:p>
+            <w:pPr>
+              <w:pStyle w:val="Compact"/>
+              <w:jc w:val="left"/>
+            </w:pPr>
+            <w:r>
+              <w:rPr>
+                <w:color w:val="1A1A1A"/>
+                <w:sz w:val="19"/>
+              </w:rPr>
               <w:t xml:space="preserve">Email</w:t>
             </w:r>
           </w:p>
         </w:tc>
         <w:tc>
-          <w:tcPr/>
-          <w:p>
-            <w:pPr>
-              <w:pStyle w:val="Compact"/>
-              <w:jc w:val="left"/>
-            </w:pPr>
-            <w:r>
+          <w:tcPr>
+            <w:shd w:fill="FFFFFF" w:val="clear"/>
+          </w:tcPr>
+          <w:p>
+            <w:pPr>
+              <w:pStyle w:val="Compact"/>
+              <w:jc w:val="left"/>
+            </w:pPr>
+            <w:r>
+              <w:rPr>
+                <w:color w:val="1A1A1A"/>
+                <w:sz w:val="19"/>
+              </w:rPr>
               <w:t xml:space="preserve">__________________________________________</w:t>
             </w:r>
           </w:p>
@@ -297,25 +498,37 @@
       </w:tr>
       <w:tr>
         <w:tc>
-          <w:tcPr/>
-          <w:p>
-            <w:pPr>
-              <w:pStyle w:val="Compact"/>
-              <w:jc w:val="left"/>
-            </w:pPr>
-            <w:r>
+          <w:tcPr>
+            <w:shd w:fill="E8F8FF" w:val="clear"/>
+          </w:tcPr>
+          <w:p>
+            <w:pPr>
+              <w:pStyle w:val="Compact"/>
+              <w:jc w:val="left"/>
+            </w:pPr>
+            <w:r>
+              <w:rPr>
+                <w:color w:val="1A1A1A"/>
+                <w:sz w:val="19"/>
+              </w:rPr>
               <w:t xml:space="preserve">TIN</w:t>
             </w:r>
           </w:p>
         </w:tc>
         <w:tc>
-          <w:tcPr/>
-          <w:p>
-            <w:pPr>
-              <w:pStyle w:val="Compact"/>
-              <w:jc w:val="left"/>
-            </w:pPr>
-            <w:r>
+          <w:tcPr>
+            <w:shd w:fill="E8F8FF" w:val="clear"/>
+          </w:tcPr>
+          <w:p>
+            <w:pPr>
+              <w:pStyle w:val="Compact"/>
+              <w:jc w:val="left"/>
+            </w:pPr>
+            <w:r>
+              <w:rPr>
+                <w:color w:val="1A1A1A"/>
+                <w:sz w:val="19"/>
+              </w:rPr>
               <w:t xml:space="preserve">__________________________________________</w:t>
             </w:r>
           </w:p>
@@ -323,25 +536,37 @@
       </w:tr>
       <w:tr>
         <w:tc>
-          <w:tcPr/>
-          <w:p>
-            <w:pPr>
-              <w:pStyle w:val="Compact"/>
-              <w:jc w:val="left"/>
-            </w:pPr>
-            <w:r>
+          <w:tcPr>
+            <w:shd w:fill="FFFFFF" w:val="clear"/>
+          </w:tcPr>
+          <w:p>
+            <w:pPr>
+              <w:pStyle w:val="Compact"/>
+              <w:jc w:val="left"/>
+            </w:pPr>
+            <w:r>
+              <w:rPr>
+                <w:color w:val="1A1A1A"/>
+                <w:sz w:val="19"/>
+              </w:rPr>
               <w:t xml:space="preserve">CAC Reg. No.</w:t>
             </w:r>
           </w:p>
         </w:tc>
         <w:tc>
-          <w:tcPr/>
-          <w:p>
-            <w:pPr>
-              <w:pStyle w:val="Compact"/>
-              <w:jc w:val="left"/>
-            </w:pPr>
-            <w:r>
+          <w:tcPr>
+            <w:shd w:fill="FFFFFF" w:val="clear"/>
+          </w:tcPr>
+          <w:p>
+            <w:pPr>
+              <w:pStyle w:val="Compact"/>
+              <w:jc w:val="left"/>
+            </w:pPr>
+            <w:r>
+              <w:rPr>
+                <w:color w:val="1A1A1A"/>
+                <w:sz w:val="19"/>
+              </w:rPr>
               <w:t xml:space="preserve">__________________________________________</w:t>
             </w:r>
           </w:p>
@@ -359,9 +584,29 @@
     <w:bookmarkStart w:id="24" w:name="prospective-buyer-client-information"/>
     <w:p>
       <w:pPr>
+        <w:pBdr>
+          <w:top w:val="single" w:sz="18" w:space="1" w:color="F5A623"/>
+          <w:bottom w:val="single" w:sz="6" w:space="1" w:color="0099CC"/>
+        </w:pBdr>
+        <w:spacing w:before="200" w:after="200"/>
+      </w:pPr>
+    </w:p>
+    <w:p>
+      <w:pPr>
         <w:pStyle w:val="Heading2"/>
-      </w:pPr>
-      <w:r>
+        <w:rPr>
+          <w:color w:val="0099CC"/>
+        </w:rPr>
+        <w:pBdr>
+          <w:bottom w:val="single" w:sz="6" w:space="2" w:color="00BFFF"/>
+        </w:pBdr>
+      </w:pPr>
+      <w:r>
+        <w:rPr>
+          <w:b/>
+          <w:color w:val="0099CC"/>
+          <w:sz w:val="32"/>
+        </w:rPr>
         <w:t xml:space="preserve">PROSPECTIVE BUYER / CLIENT INFORMATION</w:t>
       </w:r>
     </w:p>
@@ -371,6 +616,14 @@
         <w:tblW w:type="auto" w:w="0"/>
         <w:tblLook w:firstRow="1" w:lastRow="0" w:firstColumn="0" w:lastColumn="0" w:noHBand="0" w:noVBand="0" w:val="0020"/>
         <w:jc w:val="start"/>
+        <w:tblBorders>
+          <w:top w:val="single" w:sz="4" w:space="0" w:color="B0D4E8"/>
+          <w:left w:val="single" w:sz="4" w:space="0" w:color="B0D4E8"/>
+          <w:bottom w:val="single" w:sz="4" w:space="0" w:color="B0D4E8"/>
+          <w:right w:val="single" w:sz="4" w:space="0" w:color="B0D4E8"/>
+          <w:insideH w:val="single" w:sz="4" w:space="0" w:color="B0D4E8"/>
+          <w:insideV w:val="single" w:sz="4" w:space="0" w:color="B0D4E8"/>
+        </w:tblBorders>
       </w:tblPr>
       <w:tblGrid>
         <w:gridCol w:w="3960"/>
@@ -381,25 +634,39 @@
           <w:tblHeader w:val="true"/>
         </w:trPr>
         <w:tc>
-          <w:tcPr/>
-          <w:p>
-            <w:pPr>
-              <w:pStyle w:val="Compact"/>
-              <w:jc w:val="left"/>
-            </w:pPr>
-            <w:r>
+          <w:tcPr>
+            <w:shd w:fill="0099CC" w:val="clear"/>
+          </w:tcPr>
+          <w:p>
+            <w:pPr>
+              <w:pStyle w:val="Compact"/>
+              <w:jc w:val="left"/>
+            </w:pPr>
+            <w:r>
+              <w:rPr>
+                <w:b/>
+                <w:color w:val="FFFFFF"/>
+                <w:sz w:val="20"/>
+              </w:rPr>
               <w:t xml:space="preserve">Field</w:t>
             </w:r>
           </w:p>
         </w:tc>
         <w:tc>
-          <w:tcPr/>
-          <w:p>
-            <w:pPr>
-              <w:pStyle w:val="Compact"/>
-              <w:jc w:val="left"/>
-            </w:pPr>
-            <w:r>
+          <w:tcPr>
+            <w:shd w:fill="0099CC" w:val="clear"/>
+          </w:tcPr>
+          <w:p>
+            <w:pPr>
+              <w:pStyle w:val="Compact"/>
+              <w:jc w:val="left"/>
+            </w:pPr>
+            <w:r>
+              <w:rPr>
+                <w:b/>
+                <w:color w:val="FFFFFF"/>
+                <w:sz w:val="20"/>
+              </w:rPr>
               <w:t xml:space="preserve">Details</w:t>
             </w:r>
           </w:p>
@@ -407,25 +674,37 @@
       </w:tr>
       <w:tr>
         <w:tc>
-          <w:tcPr/>
-          <w:p>
-            <w:pPr>
-              <w:pStyle w:val="Compact"/>
-              <w:jc w:val="left"/>
-            </w:pPr>
-            <w:r>
+          <w:tcPr>
+            <w:shd w:fill="FFFFFF" w:val="clear"/>
+          </w:tcPr>
+          <w:p>
+            <w:pPr>
+              <w:pStyle w:val="Compact"/>
+              <w:jc w:val="left"/>
+            </w:pPr>
+            <w:r>
+              <w:rPr>
+                <w:color w:val="1A1A1A"/>
+                <w:sz w:val="19"/>
+              </w:rPr>
               <w:t xml:space="preserve">Client Name</w:t>
             </w:r>
           </w:p>
         </w:tc>
         <w:tc>
-          <w:tcPr/>
-          <w:p>
-            <w:pPr>
-              <w:pStyle w:val="Compact"/>
-              <w:jc w:val="left"/>
-            </w:pPr>
-            <w:r>
+          <w:tcPr>
+            <w:shd w:fill="FFFFFF" w:val="clear"/>
+          </w:tcPr>
+          <w:p>
+            <w:pPr>
+              <w:pStyle w:val="Compact"/>
+              <w:jc w:val="left"/>
+            </w:pPr>
+            <w:r>
+              <w:rPr>
+                <w:color w:val="1A1A1A"/>
+                <w:sz w:val="19"/>
+              </w:rPr>
               <w:t xml:space="preserve">__________________________________________</w:t>
             </w:r>
           </w:p>
@@ -433,25 +712,37 @@
       </w:tr>
       <w:tr>
         <w:tc>
-          <w:tcPr/>
-          <w:p>
-            <w:pPr>
-              <w:pStyle w:val="Compact"/>
-              <w:jc w:val="left"/>
-            </w:pPr>
-            <w:r>
+          <w:tcPr>
+            <w:shd w:fill="E8F8FF" w:val="clear"/>
+          </w:tcPr>
+          <w:p>
+            <w:pPr>
+              <w:pStyle w:val="Compact"/>
+              <w:jc w:val="left"/>
+            </w:pPr>
+            <w:r>
+              <w:rPr>
+                <w:color w:val="1A1A1A"/>
+                <w:sz w:val="19"/>
+              </w:rPr>
               <w:t xml:space="preserve">Company Name</w:t>
             </w:r>
           </w:p>
         </w:tc>
         <w:tc>
-          <w:tcPr/>
-          <w:p>
-            <w:pPr>
-              <w:pStyle w:val="Compact"/>
-              <w:jc w:val="left"/>
-            </w:pPr>
-            <w:r>
+          <w:tcPr>
+            <w:shd w:fill="E8F8FF" w:val="clear"/>
+          </w:tcPr>
+          <w:p>
+            <w:pPr>
+              <w:pStyle w:val="Compact"/>
+              <w:jc w:val="left"/>
+            </w:pPr>
+            <w:r>
+              <w:rPr>
+                <w:color w:val="1A1A1A"/>
+                <w:sz w:val="19"/>
+              </w:rPr>
               <w:t xml:space="preserve">__________________________________________</w:t>
             </w:r>
           </w:p>
@@ -459,25 +750,37 @@
       </w:tr>
       <w:tr>
         <w:tc>
-          <w:tcPr/>
-          <w:p>
-            <w:pPr>
-              <w:pStyle w:val="Compact"/>
-              <w:jc w:val="left"/>
-            </w:pPr>
-            <w:r>
+          <w:tcPr>
+            <w:shd w:fill="FFFFFF" w:val="clear"/>
+          </w:tcPr>
+          <w:p>
+            <w:pPr>
+              <w:pStyle w:val="Compact"/>
+              <w:jc w:val="left"/>
+            </w:pPr>
+            <w:r>
+              <w:rPr>
+                <w:color w:val="1A1A1A"/>
+                <w:sz w:val="19"/>
+              </w:rPr>
               <w:t xml:space="preserve">Address</w:t>
             </w:r>
           </w:p>
         </w:tc>
         <w:tc>
-          <w:tcPr/>
-          <w:p>
-            <w:pPr>
-              <w:pStyle w:val="Compact"/>
-              <w:jc w:val="left"/>
-            </w:pPr>
-            <w:r>
+          <w:tcPr>
+            <w:shd w:fill="FFFFFF" w:val="clear"/>
+          </w:tcPr>
+          <w:p>
+            <w:pPr>
+              <w:pStyle w:val="Compact"/>
+              <w:jc w:val="left"/>
+            </w:pPr>
+            <w:r>
+              <w:rPr>
+                <w:color w:val="1A1A1A"/>
+                <w:sz w:val="19"/>
+              </w:rPr>
               <w:t xml:space="preserve">__________________________________________</w:t>
             </w:r>
           </w:p>
@@ -485,25 +788,37 @@
       </w:tr>
       <w:tr>
         <w:tc>
-          <w:tcPr/>
-          <w:p>
-            <w:pPr>
-              <w:pStyle w:val="Compact"/>
-              <w:jc w:val="left"/>
-            </w:pPr>
-            <w:r>
+          <w:tcPr>
+            <w:shd w:fill="E8F8FF" w:val="clear"/>
+          </w:tcPr>
+          <w:p>
+            <w:pPr>
+              <w:pStyle w:val="Compact"/>
+              <w:jc w:val="left"/>
+            </w:pPr>
+            <w:r>
+              <w:rPr>
+                <w:color w:val="1A1A1A"/>
+                <w:sz w:val="19"/>
+              </w:rPr>
               <w:t xml:space="preserve">City / State</w:t>
             </w:r>
           </w:p>
         </w:tc>
         <w:tc>
-          <w:tcPr/>
-          <w:p>
-            <w:pPr>
-              <w:pStyle w:val="Compact"/>
-              <w:jc w:val="left"/>
-            </w:pPr>
-            <w:r>
+          <w:tcPr>
+            <w:shd w:fill="E8F8FF" w:val="clear"/>
+          </w:tcPr>
+          <w:p>
+            <w:pPr>
+              <w:pStyle w:val="Compact"/>
+              <w:jc w:val="left"/>
+            </w:pPr>
+            <w:r>
+              <w:rPr>
+                <w:color w:val="1A1A1A"/>
+                <w:sz w:val="19"/>
+              </w:rPr>
               <w:t xml:space="preserve">__________________________________________</w:t>
             </w:r>
           </w:p>
@@ -511,25 +826,37 @@
       </w:tr>
       <w:tr>
         <w:tc>
-          <w:tcPr/>
-          <w:p>
-            <w:pPr>
-              <w:pStyle w:val="Compact"/>
-              <w:jc w:val="left"/>
-            </w:pPr>
-            <w:r>
+          <w:tcPr>
+            <w:shd w:fill="FFFFFF" w:val="clear"/>
+          </w:tcPr>
+          <w:p>
+            <w:pPr>
+              <w:pStyle w:val="Compact"/>
+              <w:jc w:val="left"/>
+            </w:pPr>
+            <w:r>
+              <w:rPr>
+                <w:color w:val="1A1A1A"/>
+                <w:sz w:val="19"/>
+              </w:rPr>
               <w:t xml:space="preserve">Phone</w:t>
             </w:r>
           </w:p>
         </w:tc>
         <w:tc>
-          <w:tcPr/>
-          <w:p>
-            <w:pPr>
-              <w:pStyle w:val="Compact"/>
-              <w:jc w:val="left"/>
-            </w:pPr>
-            <w:r>
+          <w:tcPr>
+            <w:shd w:fill="FFFFFF" w:val="clear"/>
+          </w:tcPr>
+          <w:p>
+            <w:pPr>
+              <w:pStyle w:val="Compact"/>
+              <w:jc w:val="left"/>
+            </w:pPr>
+            <w:r>
+              <w:rPr>
+                <w:color w:val="1A1A1A"/>
+                <w:sz w:val="19"/>
+              </w:rPr>
               <w:t xml:space="preserve">__________________________________________</w:t>
             </w:r>
           </w:p>
@@ -537,25 +864,37 @@
       </w:tr>
       <w:tr>
         <w:tc>
-          <w:tcPr/>
-          <w:p>
-            <w:pPr>
-              <w:pStyle w:val="Compact"/>
-              <w:jc w:val="left"/>
-            </w:pPr>
-            <w:r>
+          <w:tcPr>
+            <w:shd w:fill="E8F8FF" w:val="clear"/>
+          </w:tcPr>
+          <w:p>
+            <w:pPr>
+              <w:pStyle w:val="Compact"/>
+              <w:jc w:val="left"/>
+            </w:pPr>
+            <w:r>
+              <w:rPr>
+                <w:color w:val="1A1A1A"/>
+                <w:sz w:val="19"/>
+              </w:rPr>
               <w:t xml:space="preserve">Email</w:t>
             </w:r>
           </w:p>
         </w:tc>
         <w:tc>
-          <w:tcPr/>
-          <w:p>
-            <w:pPr>
-              <w:pStyle w:val="Compact"/>
-              <w:jc w:val="left"/>
-            </w:pPr>
-            <w:r>
+          <w:tcPr>
+            <w:shd w:fill="E8F8FF" w:val="clear"/>
+          </w:tcPr>
+          <w:p>
+            <w:pPr>
+              <w:pStyle w:val="Compact"/>
+              <w:jc w:val="left"/>
+            </w:pPr>
+            <w:r>
+              <w:rPr>
+                <w:color w:val="1A1A1A"/>
+                <w:sz w:val="19"/>
+              </w:rPr>
               <w:t xml:space="preserve">__________________________________________</w:t>
             </w:r>
           </w:p>
@@ -563,25 +902,37 @@
       </w:tr>
       <w:tr>
         <w:tc>
-          <w:tcPr/>
-          <w:p>
-            <w:pPr>
-              <w:pStyle w:val="Compact"/>
-              <w:jc w:val="left"/>
-            </w:pPr>
-            <w:r>
+          <w:tcPr>
+            <w:shd w:fill="FFFFFF" w:val="clear"/>
+          </w:tcPr>
+          <w:p>
+            <w:pPr>
+              <w:pStyle w:val="Compact"/>
+              <w:jc w:val="left"/>
+            </w:pPr>
+            <w:r>
+              <w:rPr>
+                <w:color w:val="1A1A1A"/>
+                <w:sz w:val="19"/>
+              </w:rPr>
               <w:t xml:space="preserve">Contact Person</w:t>
             </w:r>
           </w:p>
         </w:tc>
         <w:tc>
-          <w:tcPr/>
-          <w:p>
-            <w:pPr>
-              <w:pStyle w:val="Compact"/>
-              <w:jc w:val="left"/>
-            </w:pPr>
-            <w:r>
+          <w:tcPr>
+            <w:shd w:fill="FFFFFF" w:val="clear"/>
+          </w:tcPr>
+          <w:p>
+            <w:pPr>
+              <w:pStyle w:val="Compact"/>
+              <w:jc w:val="left"/>
+            </w:pPr>
+            <w:r>
+              <w:rPr>
+                <w:color w:val="1A1A1A"/>
+                <w:sz w:val="19"/>
+              </w:rPr>
               <w:t xml:space="preserve">__________________________________________</w:t>
             </w:r>
           </w:p>
@@ -599,9 +950,29 @@
     <w:bookmarkStart w:id="25" w:name="proforma-details"/>
     <w:p>
       <w:pPr>
+        <w:pBdr>
+          <w:top w:val="single" w:sz="18" w:space="1" w:color="F5A623"/>
+          <w:bottom w:val="single" w:sz="6" w:space="1" w:color="0099CC"/>
+        </w:pBdr>
+        <w:spacing w:before="200" w:after="200"/>
+      </w:pPr>
+    </w:p>
+    <w:p>
+      <w:pPr>
         <w:pStyle w:val="Heading2"/>
-      </w:pPr>
-      <w:r>
+        <w:rPr>
+          <w:color w:val="0099CC"/>
+        </w:rPr>
+        <w:pBdr>
+          <w:bottom w:val="single" w:sz="6" w:space="2" w:color="00BFFF"/>
+        </w:pBdr>
+      </w:pPr>
+      <w:r>
+        <w:rPr>
+          <w:b/>
+          <w:color w:val="0099CC"/>
+          <w:sz w:val="32"/>
+        </w:rPr>
         <w:t xml:space="preserve">PROFORMA DETAILS</w:t>
       </w:r>
     </w:p>
@@ -611,6 +982,14 @@
         <w:tblW w:type="auto" w:w="0"/>
         <w:tblLook w:firstRow="1" w:lastRow="0" w:firstColumn="0" w:lastColumn="0" w:noHBand="0" w:noVBand="0" w:val="0020"/>
         <w:jc w:val="start"/>
+        <w:tblBorders>
+          <w:top w:val="single" w:sz="4" w:space="0" w:color="B0D4E8"/>
+          <w:left w:val="single" w:sz="4" w:space="0" w:color="B0D4E8"/>
+          <w:bottom w:val="single" w:sz="4" w:space="0" w:color="B0D4E8"/>
+          <w:right w:val="single" w:sz="4" w:space="0" w:color="B0D4E8"/>
+          <w:insideH w:val="single" w:sz="4" w:space="0" w:color="B0D4E8"/>
+          <w:insideV w:val="single" w:sz="4" w:space="0" w:color="B0D4E8"/>
+        </w:tblBorders>
       </w:tblPr>
       <w:tblGrid>
         <w:gridCol w:w="3960"/>
@@ -621,25 +1000,39 @@
           <w:tblHeader w:val="true"/>
         </w:trPr>
         <w:tc>
-          <w:tcPr/>
-          <w:p>
-            <w:pPr>
-              <w:pStyle w:val="Compact"/>
-              <w:jc w:val="left"/>
-            </w:pPr>
-            <w:r>
+          <w:tcPr>
+            <w:shd w:fill="0099CC" w:val="clear"/>
+          </w:tcPr>
+          <w:p>
+            <w:pPr>
+              <w:pStyle w:val="Compact"/>
+              <w:jc w:val="left"/>
+            </w:pPr>
+            <w:r>
+              <w:rPr>
+                <w:b/>
+                <w:color w:val="FFFFFF"/>
+                <w:sz w:val="20"/>
+              </w:rPr>
               <w:t xml:space="preserve">Field</w:t>
             </w:r>
           </w:p>
         </w:tc>
         <w:tc>
-          <w:tcPr/>
-          <w:p>
-            <w:pPr>
-              <w:pStyle w:val="Compact"/>
-              <w:jc w:val="left"/>
-            </w:pPr>
-            <w:r>
+          <w:tcPr>
+            <w:shd w:fill="0099CC" w:val="clear"/>
+          </w:tcPr>
+          <w:p>
+            <w:pPr>
+              <w:pStyle w:val="Compact"/>
+              <w:jc w:val="left"/>
+            </w:pPr>
+            <w:r>
+              <w:rPr>
+                <w:b/>
+                <w:color w:val="FFFFFF"/>
+                <w:sz w:val="20"/>
+              </w:rPr>
               <w:t xml:space="preserve">Details</w:t>
             </w:r>
           </w:p>
@@ -647,25 +1040,37 @@
       </w:tr>
       <w:tr>
         <w:tc>
-          <w:tcPr/>
-          <w:p>
-            <w:pPr>
-              <w:pStyle w:val="Compact"/>
-              <w:jc w:val="left"/>
-            </w:pPr>
-            <w:r>
+          <w:tcPr>
+            <w:shd w:fill="FFFFFF" w:val="clear"/>
+          </w:tcPr>
+          <w:p>
+            <w:pPr>
+              <w:pStyle w:val="Compact"/>
+              <w:jc w:val="left"/>
+            </w:pPr>
+            <w:r>
+              <w:rPr>
+                <w:color w:val="1A1A1A"/>
+                <w:sz w:val="19"/>
+              </w:rPr>
               <w:t xml:space="preserve">Proforma Invoice Number</w:t>
             </w:r>
           </w:p>
         </w:tc>
         <w:tc>
-          <w:tcPr/>
-          <w:p>
-            <w:pPr>
-              <w:pStyle w:val="Compact"/>
-              <w:jc w:val="left"/>
-            </w:pPr>
-            <w:r>
+          <w:tcPr>
+            <w:shd w:fill="FFFFFF" w:val="clear"/>
+          </w:tcPr>
+          <w:p>
+            <w:pPr>
+              <w:pStyle w:val="Compact"/>
+              <w:jc w:val="left"/>
+            </w:pPr>
+            <w:r>
+              <w:rPr>
+                <w:color w:val="1A1A1A"/>
+                <w:sz w:val="19"/>
+              </w:rPr>
               <w:t xml:space="preserve">__________________________________________</w:t>
             </w:r>
           </w:p>
@@ -673,25 +1078,37 @@
       </w:tr>
       <w:tr>
         <w:tc>
-          <w:tcPr/>
-          <w:p>
-            <w:pPr>
-              <w:pStyle w:val="Compact"/>
-              <w:jc w:val="left"/>
-            </w:pPr>
-            <w:r>
+          <w:tcPr>
+            <w:shd w:fill="E8F8FF" w:val="clear"/>
+          </w:tcPr>
+          <w:p>
+            <w:pPr>
+              <w:pStyle w:val="Compact"/>
+              <w:jc w:val="left"/>
+            </w:pPr>
+            <w:r>
+              <w:rPr>
+                <w:color w:val="1A1A1A"/>
+                <w:sz w:val="19"/>
+              </w:rPr>
               <w:t xml:space="preserve">Date of Issue</w:t>
             </w:r>
           </w:p>
         </w:tc>
         <w:tc>
-          <w:tcPr/>
-          <w:p>
-            <w:pPr>
-              <w:pStyle w:val="Compact"/>
-              <w:jc w:val="left"/>
-            </w:pPr>
-            <w:r>
+          <w:tcPr>
+            <w:shd w:fill="E8F8FF" w:val="clear"/>
+          </w:tcPr>
+          <w:p>
+            <w:pPr>
+              <w:pStyle w:val="Compact"/>
+              <w:jc w:val="left"/>
+            </w:pPr>
+            <w:r>
+              <w:rPr>
+                <w:color w:val="1A1A1A"/>
+                <w:sz w:val="19"/>
+              </w:rPr>
               <w:t xml:space="preserve">__________________________________________</w:t>
             </w:r>
           </w:p>
@@ -699,25 +1116,37 @@
       </w:tr>
       <w:tr>
         <w:tc>
-          <w:tcPr/>
-          <w:p>
-            <w:pPr>
-              <w:pStyle w:val="Compact"/>
-              <w:jc w:val="left"/>
-            </w:pPr>
-            <w:r>
+          <w:tcPr>
+            <w:shd w:fill="FFFFFF" w:val="clear"/>
+          </w:tcPr>
+          <w:p>
+            <w:pPr>
+              <w:pStyle w:val="Compact"/>
+              <w:jc w:val="left"/>
+            </w:pPr>
+            <w:r>
+              <w:rPr>
+                <w:color w:val="1A1A1A"/>
+                <w:sz w:val="19"/>
+              </w:rPr>
               <w:t xml:space="preserve">Validity Period</w:t>
             </w:r>
           </w:p>
         </w:tc>
         <w:tc>
-          <w:tcPr/>
-          <w:p>
-            <w:pPr>
-              <w:pStyle w:val="Compact"/>
-              <w:jc w:val="left"/>
-            </w:pPr>
-            <w:r>
+          <w:tcPr>
+            <w:shd w:fill="FFFFFF" w:val="clear"/>
+          </w:tcPr>
+          <w:p>
+            <w:pPr>
+              <w:pStyle w:val="Compact"/>
+              <w:jc w:val="left"/>
+            </w:pPr>
+            <w:r>
+              <w:rPr>
+                <w:color w:val="1A1A1A"/>
+                <w:sz w:val="19"/>
+              </w:rPr>
               <w:t xml:space="preserve">30 days from date of issue</w:t>
             </w:r>
           </w:p>
@@ -725,25 +1154,37 @@
       </w:tr>
       <w:tr>
         <w:tc>
-          <w:tcPr/>
-          <w:p>
-            <w:pPr>
-              <w:pStyle w:val="Compact"/>
-              <w:jc w:val="left"/>
-            </w:pPr>
-            <w:r>
+          <w:tcPr>
+            <w:shd w:fill="E8F8FF" w:val="clear"/>
+          </w:tcPr>
+          <w:p>
+            <w:pPr>
+              <w:pStyle w:val="Compact"/>
+              <w:jc w:val="left"/>
+            </w:pPr>
+            <w:r>
+              <w:rPr>
+                <w:color w:val="1A1A1A"/>
+                <w:sz w:val="19"/>
+              </w:rPr>
               <w:t xml:space="preserve">Expiry Date</w:t>
             </w:r>
           </w:p>
         </w:tc>
         <w:tc>
-          <w:tcPr/>
-          <w:p>
-            <w:pPr>
-              <w:pStyle w:val="Compact"/>
-              <w:jc w:val="left"/>
-            </w:pPr>
-            <w:r>
+          <w:tcPr>
+            <w:shd w:fill="E8F8FF" w:val="clear"/>
+          </w:tcPr>
+          <w:p>
+            <w:pPr>
+              <w:pStyle w:val="Compact"/>
+              <w:jc w:val="left"/>
+            </w:pPr>
+            <w:r>
+              <w:rPr>
+                <w:color w:val="1A1A1A"/>
+                <w:sz w:val="19"/>
+              </w:rPr>
               <w:t xml:space="preserve">__________________________________________</w:t>
             </w:r>
           </w:p>
@@ -751,25 +1192,37 @@
       </w:tr>
       <w:tr>
         <w:tc>
-          <w:tcPr/>
-          <w:p>
-            <w:pPr>
-              <w:pStyle w:val="Compact"/>
-              <w:jc w:val="left"/>
-            </w:pPr>
-            <w:r>
+          <w:tcPr>
+            <w:shd w:fill="FFFFFF" w:val="clear"/>
+          </w:tcPr>
+          <w:p>
+            <w:pPr>
+              <w:pStyle w:val="Compact"/>
+              <w:jc w:val="left"/>
+            </w:pPr>
+            <w:r>
+              <w:rPr>
+                <w:color w:val="1A1A1A"/>
+                <w:sz w:val="19"/>
+              </w:rPr>
               <w:t xml:space="preserve">Reference / Enquiry No.</w:t>
             </w:r>
           </w:p>
         </w:tc>
         <w:tc>
-          <w:tcPr/>
-          <w:p>
-            <w:pPr>
-              <w:pStyle w:val="Compact"/>
-              <w:jc w:val="left"/>
-            </w:pPr>
-            <w:r>
+          <w:tcPr>
+            <w:shd w:fill="FFFFFF" w:val="clear"/>
+          </w:tcPr>
+          <w:p>
+            <w:pPr>
+              <w:pStyle w:val="Compact"/>
+              <w:jc w:val="left"/>
+            </w:pPr>
+            <w:r>
+              <w:rPr>
+                <w:color w:val="1A1A1A"/>
+                <w:sz w:val="19"/>
+              </w:rPr>
               <w:t xml:space="preserve">__________________________________________</w:t>
             </w:r>
           </w:p>
@@ -777,25 +1230,37 @@
       </w:tr>
       <w:tr>
         <w:tc>
-          <w:tcPr/>
-          <w:p>
-            <w:pPr>
-              <w:pStyle w:val="Compact"/>
-              <w:jc w:val="left"/>
-            </w:pPr>
-            <w:r>
+          <w:tcPr>
+            <w:shd w:fill="E8F8FF" w:val="clear"/>
+          </w:tcPr>
+          <w:p>
+            <w:pPr>
+              <w:pStyle w:val="Compact"/>
+              <w:jc w:val="left"/>
+            </w:pPr>
+            <w:r>
+              <w:rPr>
+                <w:color w:val="1A1A1A"/>
+                <w:sz w:val="19"/>
+              </w:rPr>
               <w:t xml:space="preserve">Prepared By</w:t>
             </w:r>
           </w:p>
         </w:tc>
         <w:tc>
-          <w:tcPr/>
-          <w:p>
-            <w:pPr>
-              <w:pStyle w:val="Compact"/>
-              <w:jc w:val="left"/>
-            </w:pPr>
-            <w:r>
+          <w:tcPr>
+            <w:shd w:fill="E8F8FF" w:val="clear"/>
+          </w:tcPr>
+          <w:p>
+            <w:pPr>
+              <w:pStyle w:val="Compact"/>
+              <w:jc w:val="left"/>
+            </w:pPr>
+            <w:r>
+              <w:rPr>
+                <w:color w:val="1A1A1A"/>
+                <w:sz w:val="19"/>
+              </w:rPr>
               <w:t xml:space="preserve">__________________________________________</w:t>
             </w:r>
           </w:p>
@@ -813,9 +1278,29 @@
     <w:bookmarkStart w:id="26" w:name="items-services-quoted"/>
     <w:p>
       <w:pPr>
+        <w:pBdr>
+          <w:top w:val="single" w:sz="18" w:space="1" w:color="F5A623"/>
+          <w:bottom w:val="single" w:sz="6" w:space="1" w:color="0099CC"/>
+        </w:pBdr>
+        <w:spacing w:before="200" w:after="200"/>
+      </w:pPr>
+    </w:p>
+    <w:p>
+      <w:pPr>
         <w:pStyle w:val="Heading2"/>
-      </w:pPr>
-      <w:r>
+        <w:rPr>
+          <w:color w:val="0099CC"/>
+        </w:rPr>
+        <w:pBdr>
+          <w:bottom w:val="single" w:sz="6" w:space="2" w:color="00BFFF"/>
+        </w:pBdr>
+      </w:pPr>
+      <w:r>
+        <w:rPr>
+          <w:b/>
+          <w:color w:val="0099CC"/>
+          <w:sz w:val="32"/>
+        </w:rPr>
         <w:t xml:space="preserve">ITEMS / SERVICES QUOTED</w:t>
       </w:r>
     </w:p>
@@ -825,6 +1310,14 @@
         <w:tblW w:type="pct" w:w="5000"/>
         <w:tblLook w:firstRow="1" w:lastRow="0" w:firstColumn="0" w:lastColumn="0" w:noHBand="0" w:noVBand="0" w:val="0020"/>
         <w:jc w:val="start"/>
+        <w:tblBorders>
+          <w:top w:val="single" w:sz="4" w:space="0" w:color="B0D4E8"/>
+          <w:left w:val="single" w:sz="4" w:space="0" w:color="B0D4E8"/>
+          <w:bottom w:val="single" w:sz="4" w:space="0" w:color="B0D4E8"/>
+          <w:right w:val="single" w:sz="4" w:space="0" w:color="B0D4E8"/>
+          <w:insideH w:val="single" w:sz="4" w:space="0" w:color="B0D4E8"/>
+          <w:insideV w:val="single" w:sz="4" w:space="0" w:color="B0D4E8"/>
+        </w:tblBorders>
       </w:tblPr>
       <w:tblGrid>
         <w:gridCol w:w="1131"/>
@@ -840,85 +1333,134 @@
           <w:tblHeader w:val="true"/>
         </w:trPr>
         <w:tc>
-          <w:tcPr/>
-          <w:p>
-            <w:pPr>
-              <w:pStyle w:val="Compact"/>
-              <w:jc w:val="left"/>
-            </w:pPr>
-            <w:r>
+          <w:tcPr>
+            <w:shd w:fill="0099CC" w:val="clear"/>
+          </w:tcPr>
+          <w:p>
+            <w:pPr>
+              <w:pStyle w:val="Compact"/>
+              <w:jc w:val="left"/>
+            </w:pPr>
+            <w:r>
+              <w:rPr>
+                <w:b/>
+                <w:color w:val="FFFFFF"/>
+                <w:sz w:val="20"/>
+              </w:rPr>
               <w:t xml:space="preserve">S/N</w:t>
             </w:r>
           </w:p>
         </w:tc>
         <w:tc>
-          <w:tcPr/>
-          <w:p>
-            <w:pPr>
-              <w:pStyle w:val="Compact"/>
-              <w:jc w:val="left"/>
-            </w:pPr>
-            <w:r>
+          <w:tcPr>
+            <w:shd w:fill="0099CC" w:val="clear"/>
+          </w:tcPr>
+          <w:p>
+            <w:pPr>
+              <w:pStyle w:val="Compact"/>
+              <w:jc w:val="left"/>
+            </w:pPr>
+            <w:r>
+              <w:rPr>
+                <w:b/>
+                <w:color w:val="FFFFFF"/>
+                <w:sz w:val="20"/>
+              </w:rPr>
               <w:t xml:space="preserve">Item Code</w:t>
             </w:r>
           </w:p>
         </w:tc>
         <w:tc>
-          <w:tcPr/>
-          <w:p>
-            <w:pPr>
-              <w:pStyle w:val="Compact"/>
-              <w:jc w:val="left"/>
-            </w:pPr>
-            <w:r>
+          <w:tcPr>
+            <w:shd w:fill="0099CC" w:val="clear"/>
+          </w:tcPr>
+          <w:p>
+            <w:pPr>
+              <w:pStyle w:val="Compact"/>
+              <w:jc w:val="left"/>
+            </w:pPr>
+            <w:r>
+              <w:rPr>
+                <w:b/>
+                <w:color w:val="FFFFFF"/>
+                <w:sz w:val="20"/>
+              </w:rPr>
               <w:t xml:space="preserve">Description</w:t>
             </w:r>
           </w:p>
         </w:tc>
         <w:tc>
-          <w:tcPr/>
-          <w:p>
-            <w:pPr>
-              <w:pStyle w:val="Compact"/>
-              <w:jc w:val="left"/>
-            </w:pPr>
-            <w:r>
+          <w:tcPr>
+            <w:shd w:fill="0099CC" w:val="clear"/>
+          </w:tcPr>
+          <w:p>
+            <w:pPr>
+              <w:pStyle w:val="Compact"/>
+              <w:jc w:val="left"/>
+            </w:pPr>
+            <w:r>
+              <w:rPr>
+                <w:b/>
+                <w:color w:val="FFFFFF"/>
+                <w:sz w:val="20"/>
+              </w:rPr>
               <w:t xml:space="preserve">Qty</w:t>
             </w:r>
           </w:p>
         </w:tc>
         <w:tc>
-          <w:tcPr/>
-          <w:p>
-            <w:pPr>
-              <w:pStyle w:val="Compact"/>
-              <w:jc w:val="left"/>
-            </w:pPr>
-            <w:r>
+          <w:tcPr>
+            <w:shd w:fill="0099CC" w:val="clear"/>
+          </w:tcPr>
+          <w:p>
+            <w:pPr>
+              <w:pStyle w:val="Compact"/>
+              <w:jc w:val="left"/>
+            </w:pPr>
+            <w:r>
+              <w:rPr>
+                <w:b/>
+                <w:color w:val="FFFFFF"/>
+                <w:sz w:val="20"/>
+              </w:rPr>
               <w:t xml:space="preserve">Unit Price (NGN)</w:t>
             </w:r>
           </w:p>
         </w:tc>
         <w:tc>
-          <w:tcPr/>
-          <w:p>
-            <w:pPr>
-              <w:pStyle w:val="Compact"/>
-              <w:jc w:val="left"/>
-            </w:pPr>
-            <w:r>
+          <w:tcPr>
+            <w:shd w:fill="0099CC" w:val="clear"/>
+          </w:tcPr>
+          <w:p>
+            <w:pPr>
+              <w:pStyle w:val="Compact"/>
+              <w:jc w:val="left"/>
+            </w:pPr>
+            <w:r>
+              <w:rPr>
+                <w:b/>
+                <w:color w:val="FFFFFF"/>
+                <w:sz w:val="20"/>
+              </w:rPr>
               <w:t xml:space="preserve">Discount (%)</w:t>
             </w:r>
           </w:p>
         </w:tc>
         <w:tc>
-          <w:tcPr/>
-          <w:p>
-            <w:pPr>
-              <w:pStyle w:val="Compact"/>
-              <w:jc w:val="left"/>
-            </w:pPr>
-            <w:r>
+          <w:tcPr>
+            <w:shd w:fill="0099CC" w:val="clear"/>
+          </w:tcPr>
+          <w:p>
+            <w:pPr>
+              <w:pStyle w:val="Compact"/>
+              <w:jc w:val="left"/>
+            </w:pPr>
+            <w:r>
+              <w:rPr>
+                <w:b/>
+                <w:color w:val="FFFFFF"/>
+                <w:sz w:val="20"/>
+              </w:rPr>
               <w:t xml:space="preserve">Amount (NGN)</w:t>
             </w:r>
           </w:p>
@@ -926,617 +1468,797 @@
       </w:tr>
       <w:tr>
         <w:tc>
-          <w:tcPr/>
-          <w:p>
-            <w:pPr>
-              <w:pStyle w:val="Compact"/>
-              <w:jc w:val="left"/>
-            </w:pPr>
-            <w:r>
+          <w:tcPr>
+            <w:shd w:fill="FFFFFF" w:val="clear"/>
+          </w:tcPr>
+          <w:p>
+            <w:pPr>
+              <w:pStyle w:val="Compact"/>
+              <w:jc w:val="left"/>
+            </w:pPr>
+            <w:r>
+              <w:rPr>
+                <w:color w:val="1A1A1A"/>
+                <w:sz w:val="19"/>
+              </w:rPr>
               <w:t xml:space="preserve">1</w:t>
             </w:r>
           </w:p>
         </w:tc>
         <w:tc>
-          <w:tcPr/>
-          <w:p>
-            <w:pPr>
-              <w:pStyle w:val="Compact"/>
-            </w:pPr>
-          </w:p>
-        </w:tc>
-        <w:tc>
-          <w:tcPr/>
-          <w:p>
-            <w:pPr>
-              <w:pStyle w:val="Compact"/>
-            </w:pPr>
-          </w:p>
-        </w:tc>
-        <w:tc>
-          <w:tcPr/>
-          <w:p>
-            <w:pPr>
-              <w:pStyle w:val="Compact"/>
-            </w:pPr>
-          </w:p>
-        </w:tc>
-        <w:tc>
-          <w:tcPr/>
-          <w:p>
-            <w:pPr>
-              <w:pStyle w:val="Compact"/>
-            </w:pPr>
-          </w:p>
-        </w:tc>
-        <w:tc>
-          <w:tcPr/>
-          <w:p>
-            <w:pPr>
-              <w:pStyle w:val="Compact"/>
-            </w:pPr>
-          </w:p>
-        </w:tc>
-        <w:tc>
-          <w:tcPr/>
-          <w:p>
-            <w:pPr>
-              <w:pStyle w:val="Compact"/>
-            </w:pPr>
-          </w:p>
-        </w:tc>
-      </w:tr>
-      <w:tr>
-        <w:tc>
-          <w:tcPr/>
-          <w:p>
-            <w:pPr>
-              <w:pStyle w:val="Compact"/>
-              <w:jc w:val="left"/>
-            </w:pPr>
-            <w:r>
+          <w:tcPr>
+            <w:shd w:fill="FFFFFF" w:val="clear"/>
+          </w:tcPr>
+          <w:p>
+            <w:pPr>
+              <w:pStyle w:val="Compact"/>
+            </w:pPr>
+          </w:p>
+        </w:tc>
+        <w:tc>
+          <w:tcPr>
+            <w:shd w:fill="FFFFFF" w:val="clear"/>
+          </w:tcPr>
+          <w:p>
+            <w:pPr>
+              <w:pStyle w:val="Compact"/>
+            </w:pPr>
+          </w:p>
+        </w:tc>
+        <w:tc>
+          <w:tcPr>
+            <w:shd w:fill="FFFFFF" w:val="clear"/>
+          </w:tcPr>
+          <w:p>
+            <w:pPr>
+              <w:pStyle w:val="Compact"/>
+            </w:pPr>
+          </w:p>
+        </w:tc>
+        <w:tc>
+          <w:tcPr>
+            <w:shd w:fill="FFFFFF" w:val="clear"/>
+          </w:tcPr>
+          <w:p>
+            <w:pPr>
+              <w:pStyle w:val="Compact"/>
+            </w:pPr>
+          </w:p>
+        </w:tc>
+        <w:tc>
+          <w:tcPr>
+            <w:shd w:fill="FFFFFF" w:val="clear"/>
+          </w:tcPr>
+          <w:p>
+            <w:pPr>
+              <w:pStyle w:val="Compact"/>
+            </w:pPr>
+          </w:p>
+        </w:tc>
+        <w:tc>
+          <w:tcPr>
+            <w:shd w:fill="FFFFFF" w:val="clear"/>
+          </w:tcPr>
+          <w:p>
+            <w:pPr>
+              <w:pStyle w:val="Compact"/>
+            </w:pPr>
+          </w:p>
+        </w:tc>
+      </w:tr>
+      <w:tr>
+        <w:tc>
+          <w:tcPr>
+            <w:shd w:fill="E8F8FF" w:val="clear"/>
+          </w:tcPr>
+          <w:p>
+            <w:pPr>
+              <w:pStyle w:val="Compact"/>
+              <w:jc w:val="left"/>
+            </w:pPr>
+            <w:r>
+              <w:rPr>
+                <w:color w:val="1A1A1A"/>
+                <w:sz w:val="19"/>
+              </w:rPr>
               <w:t xml:space="preserve">2</w:t>
             </w:r>
           </w:p>
         </w:tc>
         <w:tc>
-          <w:tcPr/>
-          <w:p>
-            <w:pPr>
-              <w:pStyle w:val="Compact"/>
-            </w:pPr>
-          </w:p>
-        </w:tc>
-        <w:tc>
-          <w:tcPr/>
-          <w:p>
-            <w:pPr>
-              <w:pStyle w:val="Compact"/>
-            </w:pPr>
-          </w:p>
-        </w:tc>
-        <w:tc>
-          <w:tcPr/>
-          <w:p>
-            <w:pPr>
-              <w:pStyle w:val="Compact"/>
-            </w:pPr>
-          </w:p>
-        </w:tc>
-        <w:tc>
-          <w:tcPr/>
-          <w:p>
-            <w:pPr>
-              <w:pStyle w:val="Compact"/>
-            </w:pPr>
-          </w:p>
-        </w:tc>
-        <w:tc>
-          <w:tcPr/>
-          <w:p>
-            <w:pPr>
-              <w:pStyle w:val="Compact"/>
-            </w:pPr>
-          </w:p>
-        </w:tc>
-        <w:tc>
-          <w:tcPr/>
-          <w:p>
-            <w:pPr>
-              <w:pStyle w:val="Compact"/>
-            </w:pPr>
-          </w:p>
-        </w:tc>
-      </w:tr>
-      <w:tr>
-        <w:tc>
-          <w:tcPr/>
-          <w:p>
-            <w:pPr>
-              <w:pStyle w:val="Compact"/>
-              <w:jc w:val="left"/>
-            </w:pPr>
-            <w:r>
+          <w:tcPr>
+            <w:shd w:fill="E8F8FF" w:val="clear"/>
+          </w:tcPr>
+          <w:p>
+            <w:pPr>
+              <w:pStyle w:val="Compact"/>
+            </w:pPr>
+          </w:p>
+        </w:tc>
+        <w:tc>
+          <w:tcPr>
+            <w:shd w:fill="E8F8FF" w:val="clear"/>
+          </w:tcPr>
+          <w:p>
+            <w:pPr>
+              <w:pStyle w:val="Compact"/>
+            </w:pPr>
+          </w:p>
+        </w:tc>
+        <w:tc>
+          <w:tcPr>
+            <w:shd w:fill="E8F8FF" w:val="clear"/>
+          </w:tcPr>
+          <w:p>
+            <w:pPr>
+              <w:pStyle w:val="Compact"/>
+            </w:pPr>
+          </w:p>
+        </w:tc>
+        <w:tc>
+          <w:tcPr>
+            <w:shd w:fill="E8F8FF" w:val="clear"/>
+          </w:tcPr>
+          <w:p>
+            <w:pPr>
+              <w:pStyle w:val="Compact"/>
+            </w:pPr>
+          </w:p>
+        </w:tc>
+        <w:tc>
+          <w:tcPr>
+            <w:shd w:fill="E8F8FF" w:val="clear"/>
+          </w:tcPr>
+          <w:p>
+            <w:pPr>
+              <w:pStyle w:val="Compact"/>
+            </w:pPr>
+          </w:p>
+        </w:tc>
+        <w:tc>
+          <w:tcPr>
+            <w:shd w:fill="E8F8FF" w:val="clear"/>
+          </w:tcPr>
+          <w:p>
+            <w:pPr>
+              <w:pStyle w:val="Compact"/>
+            </w:pPr>
+          </w:p>
+        </w:tc>
+      </w:tr>
+      <w:tr>
+        <w:tc>
+          <w:tcPr>
+            <w:shd w:fill="FFFFFF" w:val="clear"/>
+          </w:tcPr>
+          <w:p>
+            <w:pPr>
+              <w:pStyle w:val="Compact"/>
+              <w:jc w:val="left"/>
+            </w:pPr>
+            <w:r>
+              <w:rPr>
+                <w:color w:val="1A1A1A"/>
+                <w:sz w:val="19"/>
+              </w:rPr>
               <w:t xml:space="preserve">3</w:t>
             </w:r>
           </w:p>
         </w:tc>
         <w:tc>
-          <w:tcPr/>
-          <w:p>
-            <w:pPr>
-              <w:pStyle w:val="Compact"/>
-            </w:pPr>
-          </w:p>
-        </w:tc>
-        <w:tc>
-          <w:tcPr/>
-          <w:p>
-            <w:pPr>
-              <w:pStyle w:val="Compact"/>
-            </w:pPr>
-          </w:p>
-        </w:tc>
-        <w:tc>
-          <w:tcPr/>
-          <w:p>
-            <w:pPr>
-              <w:pStyle w:val="Compact"/>
-            </w:pPr>
-          </w:p>
-        </w:tc>
-        <w:tc>
-          <w:tcPr/>
-          <w:p>
-            <w:pPr>
-              <w:pStyle w:val="Compact"/>
-            </w:pPr>
-          </w:p>
-        </w:tc>
-        <w:tc>
-          <w:tcPr/>
-          <w:p>
-            <w:pPr>
-              <w:pStyle w:val="Compact"/>
-            </w:pPr>
-          </w:p>
-        </w:tc>
-        <w:tc>
-          <w:tcPr/>
-          <w:p>
-            <w:pPr>
-              <w:pStyle w:val="Compact"/>
-            </w:pPr>
-          </w:p>
-        </w:tc>
-      </w:tr>
-      <w:tr>
-        <w:tc>
-          <w:tcPr/>
-          <w:p>
-            <w:pPr>
-              <w:pStyle w:val="Compact"/>
-              <w:jc w:val="left"/>
-            </w:pPr>
-            <w:r>
+          <w:tcPr>
+            <w:shd w:fill="FFFFFF" w:val="clear"/>
+          </w:tcPr>
+          <w:p>
+            <w:pPr>
+              <w:pStyle w:val="Compact"/>
+            </w:pPr>
+          </w:p>
+        </w:tc>
+        <w:tc>
+          <w:tcPr>
+            <w:shd w:fill="FFFFFF" w:val="clear"/>
+          </w:tcPr>
+          <w:p>
+            <w:pPr>
+              <w:pStyle w:val="Compact"/>
+            </w:pPr>
+          </w:p>
+        </w:tc>
+        <w:tc>
+          <w:tcPr>
+            <w:shd w:fill="FFFFFF" w:val="clear"/>
+          </w:tcPr>
+          <w:p>
+            <w:pPr>
+              <w:pStyle w:val="Compact"/>
+            </w:pPr>
+          </w:p>
+        </w:tc>
+        <w:tc>
+          <w:tcPr>
+            <w:shd w:fill="FFFFFF" w:val="clear"/>
+          </w:tcPr>
+          <w:p>
+            <w:pPr>
+              <w:pStyle w:val="Compact"/>
+            </w:pPr>
+          </w:p>
+        </w:tc>
+        <w:tc>
+          <w:tcPr>
+            <w:shd w:fill="FFFFFF" w:val="clear"/>
+          </w:tcPr>
+          <w:p>
+            <w:pPr>
+              <w:pStyle w:val="Compact"/>
+            </w:pPr>
+          </w:p>
+        </w:tc>
+        <w:tc>
+          <w:tcPr>
+            <w:shd w:fill="FFFFFF" w:val="clear"/>
+          </w:tcPr>
+          <w:p>
+            <w:pPr>
+              <w:pStyle w:val="Compact"/>
+            </w:pPr>
+          </w:p>
+        </w:tc>
+      </w:tr>
+      <w:tr>
+        <w:tc>
+          <w:tcPr>
+            <w:shd w:fill="E8F8FF" w:val="clear"/>
+          </w:tcPr>
+          <w:p>
+            <w:pPr>
+              <w:pStyle w:val="Compact"/>
+              <w:jc w:val="left"/>
+            </w:pPr>
+            <w:r>
+              <w:rPr>
+                <w:color w:val="1A1A1A"/>
+                <w:sz w:val="19"/>
+              </w:rPr>
               <w:t xml:space="preserve">4</w:t>
             </w:r>
           </w:p>
         </w:tc>
         <w:tc>
-          <w:tcPr/>
-          <w:p>
-            <w:pPr>
-              <w:pStyle w:val="Compact"/>
-            </w:pPr>
-          </w:p>
-        </w:tc>
-        <w:tc>
-          <w:tcPr/>
-          <w:p>
-            <w:pPr>
-              <w:pStyle w:val="Compact"/>
-            </w:pPr>
-          </w:p>
-        </w:tc>
-        <w:tc>
-          <w:tcPr/>
-          <w:p>
-            <w:pPr>
-              <w:pStyle w:val="Compact"/>
-            </w:pPr>
-          </w:p>
-        </w:tc>
-        <w:tc>
-          <w:tcPr/>
-          <w:p>
-            <w:pPr>
-              <w:pStyle w:val="Compact"/>
-            </w:pPr>
-          </w:p>
-        </w:tc>
-        <w:tc>
-          <w:tcPr/>
-          <w:p>
-            <w:pPr>
-              <w:pStyle w:val="Compact"/>
-            </w:pPr>
-          </w:p>
-        </w:tc>
-        <w:tc>
-          <w:tcPr/>
-          <w:p>
-            <w:pPr>
-              <w:pStyle w:val="Compact"/>
-            </w:pPr>
-          </w:p>
-        </w:tc>
-      </w:tr>
-      <w:tr>
-        <w:tc>
-          <w:tcPr/>
-          <w:p>
-            <w:pPr>
-              <w:pStyle w:val="Compact"/>
-              <w:jc w:val="left"/>
-            </w:pPr>
-            <w:r>
+          <w:tcPr>
+            <w:shd w:fill="E8F8FF" w:val="clear"/>
+          </w:tcPr>
+          <w:p>
+            <w:pPr>
+              <w:pStyle w:val="Compact"/>
+            </w:pPr>
+          </w:p>
+        </w:tc>
+        <w:tc>
+          <w:tcPr>
+            <w:shd w:fill="E8F8FF" w:val="clear"/>
+          </w:tcPr>
+          <w:p>
+            <w:pPr>
+              <w:pStyle w:val="Compact"/>
+            </w:pPr>
+          </w:p>
+        </w:tc>
+        <w:tc>
+          <w:tcPr>
+            <w:shd w:fill="E8F8FF" w:val="clear"/>
+          </w:tcPr>
+          <w:p>
+            <w:pPr>
+              <w:pStyle w:val="Compact"/>
+            </w:pPr>
+          </w:p>
+        </w:tc>
+        <w:tc>
+          <w:tcPr>
+            <w:shd w:fill="E8F8FF" w:val="clear"/>
+          </w:tcPr>
+          <w:p>
+            <w:pPr>
+              <w:pStyle w:val="Compact"/>
+            </w:pPr>
+          </w:p>
+        </w:tc>
+        <w:tc>
+          <w:tcPr>
+            <w:shd w:fill="E8F8FF" w:val="clear"/>
+          </w:tcPr>
+          <w:p>
+            <w:pPr>
+              <w:pStyle w:val="Compact"/>
+            </w:pPr>
+          </w:p>
+        </w:tc>
+        <w:tc>
+          <w:tcPr>
+            <w:shd w:fill="E8F8FF" w:val="clear"/>
+          </w:tcPr>
+          <w:p>
+            <w:pPr>
+              <w:pStyle w:val="Compact"/>
+            </w:pPr>
+          </w:p>
+        </w:tc>
+      </w:tr>
+      <w:tr>
+        <w:tc>
+          <w:tcPr>
+            <w:shd w:fill="FFFFFF" w:val="clear"/>
+          </w:tcPr>
+          <w:p>
+            <w:pPr>
+              <w:pStyle w:val="Compact"/>
+              <w:jc w:val="left"/>
+            </w:pPr>
+            <w:r>
+              <w:rPr>
+                <w:color w:val="1A1A1A"/>
+                <w:sz w:val="19"/>
+              </w:rPr>
               <w:t xml:space="preserve">5</w:t>
             </w:r>
           </w:p>
         </w:tc>
         <w:tc>
-          <w:tcPr/>
-          <w:p>
-            <w:pPr>
-              <w:pStyle w:val="Compact"/>
-            </w:pPr>
-          </w:p>
-        </w:tc>
-        <w:tc>
-          <w:tcPr/>
-          <w:p>
-            <w:pPr>
-              <w:pStyle w:val="Compact"/>
-            </w:pPr>
-          </w:p>
-        </w:tc>
-        <w:tc>
-          <w:tcPr/>
-          <w:p>
-            <w:pPr>
-              <w:pStyle w:val="Compact"/>
-            </w:pPr>
-          </w:p>
-        </w:tc>
-        <w:tc>
-          <w:tcPr/>
-          <w:p>
-            <w:pPr>
-              <w:pStyle w:val="Compact"/>
-            </w:pPr>
-          </w:p>
-        </w:tc>
-        <w:tc>
-          <w:tcPr/>
-          <w:p>
-            <w:pPr>
-              <w:pStyle w:val="Compact"/>
-            </w:pPr>
-          </w:p>
-        </w:tc>
-        <w:tc>
-          <w:tcPr/>
-          <w:p>
-            <w:pPr>
-              <w:pStyle w:val="Compact"/>
-            </w:pPr>
-          </w:p>
-        </w:tc>
-      </w:tr>
-      <w:tr>
-        <w:tc>
-          <w:tcPr/>
-          <w:p>
-            <w:pPr>
-              <w:pStyle w:val="Compact"/>
-              <w:jc w:val="left"/>
-            </w:pPr>
-            <w:r>
+          <w:tcPr>
+            <w:shd w:fill="FFFFFF" w:val="clear"/>
+          </w:tcPr>
+          <w:p>
+            <w:pPr>
+              <w:pStyle w:val="Compact"/>
+            </w:pPr>
+          </w:p>
+        </w:tc>
+        <w:tc>
+          <w:tcPr>
+            <w:shd w:fill="FFFFFF" w:val="clear"/>
+          </w:tcPr>
+          <w:p>
+            <w:pPr>
+              <w:pStyle w:val="Compact"/>
+            </w:pPr>
+          </w:p>
+        </w:tc>
+        <w:tc>
+          <w:tcPr>
+            <w:shd w:fill="FFFFFF" w:val="clear"/>
+          </w:tcPr>
+          <w:p>
+            <w:pPr>
+              <w:pStyle w:val="Compact"/>
+            </w:pPr>
+          </w:p>
+        </w:tc>
+        <w:tc>
+          <w:tcPr>
+            <w:shd w:fill="FFFFFF" w:val="clear"/>
+          </w:tcPr>
+          <w:p>
+            <w:pPr>
+              <w:pStyle w:val="Compact"/>
+            </w:pPr>
+          </w:p>
+        </w:tc>
+        <w:tc>
+          <w:tcPr>
+            <w:shd w:fill="FFFFFF" w:val="clear"/>
+          </w:tcPr>
+          <w:p>
+            <w:pPr>
+              <w:pStyle w:val="Compact"/>
+            </w:pPr>
+          </w:p>
+        </w:tc>
+        <w:tc>
+          <w:tcPr>
+            <w:shd w:fill="FFFFFF" w:val="clear"/>
+          </w:tcPr>
+          <w:p>
+            <w:pPr>
+              <w:pStyle w:val="Compact"/>
+            </w:pPr>
+          </w:p>
+        </w:tc>
+      </w:tr>
+      <w:tr>
+        <w:tc>
+          <w:tcPr>
+            <w:shd w:fill="E8F8FF" w:val="clear"/>
+          </w:tcPr>
+          <w:p>
+            <w:pPr>
+              <w:pStyle w:val="Compact"/>
+              <w:jc w:val="left"/>
+            </w:pPr>
+            <w:r>
+              <w:rPr>
+                <w:color w:val="1A1A1A"/>
+                <w:sz w:val="19"/>
+              </w:rPr>
               <w:t xml:space="preserve">6</w:t>
             </w:r>
           </w:p>
         </w:tc>
         <w:tc>
-          <w:tcPr/>
-          <w:p>
-            <w:pPr>
-              <w:pStyle w:val="Compact"/>
-            </w:pPr>
-          </w:p>
-        </w:tc>
-        <w:tc>
-          <w:tcPr/>
-          <w:p>
-            <w:pPr>
-              <w:pStyle w:val="Compact"/>
-            </w:pPr>
-          </w:p>
-        </w:tc>
-        <w:tc>
-          <w:tcPr/>
-          <w:p>
-            <w:pPr>
-              <w:pStyle w:val="Compact"/>
-            </w:pPr>
-          </w:p>
-        </w:tc>
-        <w:tc>
-          <w:tcPr/>
-          <w:p>
-            <w:pPr>
-              <w:pStyle w:val="Compact"/>
-            </w:pPr>
-          </w:p>
-        </w:tc>
-        <w:tc>
-          <w:tcPr/>
-          <w:p>
-            <w:pPr>
-              <w:pStyle w:val="Compact"/>
-            </w:pPr>
-          </w:p>
-        </w:tc>
-        <w:tc>
-          <w:tcPr/>
-          <w:p>
-            <w:pPr>
-              <w:pStyle w:val="Compact"/>
-            </w:pPr>
-          </w:p>
-        </w:tc>
-      </w:tr>
-      <w:tr>
-        <w:tc>
-          <w:tcPr/>
-          <w:p>
-            <w:pPr>
-              <w:pStyle w:val="Compact"/>
-              <w:jc w:val="left"/>
-            </w:pPr>
-            <w:r>
+          <w:tcPr>
+            <w:shd w:fill="E8F8FF" w:val="clear"/>
+          </w:tcPr>
+          <w:p>
+            <w:pPr>
+              <w:pStyle w:val="Compact"/>
+            </w:pPr>
+          </w:p>
+        </w:tc>
+        <w:tc>
+          <w:tcPr>
+            <w:shd w:fill="E8F8FF" w:val="clear"/>
+          </w:tcPr>
+          <w:p>
+            <w:pPr>
+              <w:pStyle w:val="Compact"/>
+            </w:pPr>
+          </w:p>
+        </w:tc>
+        <w:tc>
+          <w:tcPr>
+            <w:shd w:fill="E8F8FF" w:val="clear"/>
+          </w:tcPr>
+          <w:p>
+            <w:pPr>
+              <w:pStyle w:val="Compact"/>
+            </w:pPr>
+          </w:p>
+        </w:tc>
+        <w:tc>
+          <w:tcPr>
+            <w:shd w:fill="E8F8FF" w:val="clear"/>
+          </w:tcPr>
+          <w:p>
+            <w:pPr>
+              <w:pStyle w:val="Compact"/>
+            </w:pPr>
+          </w:p>
+        </w:tc>
+        <w:tc>
+          <w:tcPr>
+            <w:shd w:fill="E8F8FF" w:val="clear"/>
+          </w:tcPr>
+          <w:p>
+            <w:pPr>
+              <w:pStyle w:val="Compact"/>
+            </w:pPr>
+          </w:p>
+        </w:tc>
+        <w:tc>
+          <w:tcPr>
+            <w:shd w:fill="E8F8FF" w:val="clear"/>
+          </w:tcPr>
+          <w:p>
+            <w:pPr>
+              <w:pStyle w:val="Compact"/>
+            </w:pPr>
+          </w:p>
+        </w:tc>
+      </w:tr>
+      <w:tr>
+        <w:tc>
+          <w:tcPr>
+            <w:shd w:fill="FFFFFF" w:val="clear"/>
+          </w:tcPr>
+          <w:p>
+            <w:pPr>
+              <w:pStyle w:val="Compact"/>
+              <w:jc w:val="left"/>
+            </w:pPr>
+            <w:r>
+              <w:rPr>
+                <w:color w:val="1A1A1A"/>
+                <w:sz w:val="19"/>
+              </w:rPr>
               <w:t xml:space="preserve">7</w:t>
             </w:r>
           </w:p>
         </w:tc>
         <w:tc>
-          <w:tcPr/>
-          <w:p>
-            <w:pPr>
-              <w:pStyle w:val="Compact"/>
-            </w:pPr>
-          </w:p>
-        </w:tc>
-        <w:tc>
-          <w:tcPr/>
-          <w:p>
-            <w:pPr>
-              <w:pStyle w:val="Compact"/>
-            </w:pPr>
-          </w:p>
-        </w:tc>
-        <w:tc>
-          <w:tcPr/>
-          <w:p>
-            <w:pPr>
-              <w:pStyle w:val="Compact"/>
-            </w:pPr>
-          </w:p>
-        </w:tc>
-        <w:tc>
-          <w:tcPr/>
-          <w:p>
-            <w:pPr>
-              <w:pStyle w:val="Compact"/>
-            </w:pPr>
-          </w:p>
-        </w:tc>
-        <w:tc>
-          <w:tcPr/>
-          <w:p>
-            <w:pPr>
-              <w:pStyle w:val="Compact"/>
-            </w:pPr>
-          </w:p>
-        </w:tc>
-        <w:tc>
-          <w:tcPr/>
-          <w:p>
-            <w:pPr>
-              <w:pStyle w:val="Compact"/>
-            </w:pPr>
-          </w:p>
-        </w:tc>
-      </w:tr>
-      <w:tr>
-        <w:tc>
-          <w:tcPr/>
-          <w:p>
-            <w:pPr>
-              <w:pStyle w:val="Compact"/>
-              <w:jc w:val="left"/>
-            </w:pPr>
-            <w:r>
+          <w:tcPr>
+            <w:shd w:fill="FFFFFF" w:val="clear"/>
+          </w:tcPr>
+          <w:p>
+            <w:pPr>
+              <w:pStyle w:val="Compact"/>
+            </w:pPr>
+          </w:p>
+        </w:tc>
+        <w:tc>
+          <w:tcPr>
+            <w:shd w:fill="FFFFFF" w:val="clear"/>
+          </w:tcPr>
+          <w:p>
+            <w:pPr>
+              <w:pStyle w:val="Compact"/>
+            </w:pPr>
+          </w:p>
+        </w:tc>
+        <w:tc>
+          <w:tcPr>
+            <w:shd w:fill="FFFFFF" w:val="clear"/>
+          </w:tcPr>
+          <w:p>
+            <w:pPr>
+              <w:pStyle w:val="Compact"/>
+            </w:pPr>
+          </w:p>
+        </w:tc>
+        <w:tc>
+          <w:tcPr>
+            <w:shd w:fill="FFFFFF" w:val="clear"/>
+          </w:tcPr>
+          <w:p>
+            <w:pPr>
+              <w:pStyle w:val="Compact"/>
+            </w:pPr>
+          </w:p>
+        </w:tc>
+        <w:tc>
+          <w:tcPr>
+            <w:shd w:fill="FFFFFF" w:val="clear"/>
+          </w:tcPr>
+          <w:p>
+            <w:pPr>
+              <w:pStyle w:val="Compact"/>
+            </w:pPr>
+          </w:p>
+        </w:tc>
+        <w:tc>
+          <w:tcPr>
+            <w:shd w:fill="FFFFFF" w:val="clear"/>
+          </w:tcPr>
+          <w:p>
+            <w:pPr>
+              <w:pStyle w:val="Compact"/>
+            </w:pPr>
+          </w:p>
+        </w:tc>
+      </w:tr>
+      <w:tr>
+        <w:tc>
+          <w:tcPr>
+            <w:shd w:fill="E8F8FF" w:val="clear"/>
+          </w:tcPr>
+          <w:p>
+            <w:pPr>
+              <w:pStyle w:val="Compact"/>
+              <w:jc w:val="left"/>
+            </w:pPr>
+            <w:r>
+              <w:rPr>
+                <w:color w:val="1A1A1A"/>
+                <w:sz w:val="19"/>
+              </w:rPr>
               <w:t xml:space="preserve">8</w:t>
             </w:r>
           </w:p>
         </w:tc>
         <w:tc>
-          <w:tcPr/>
-          <w:p>
-            <w:pPr>
-              <w:pStyle w:val="Compact"/>
-            </w:pPr>
-          </w:p>
-        </w:tc>
-        <w:tc>
-          <w:tcPr/>
-          <w:p>
-            <w:pPr>
-              <w:pStyle w:val="Compact"/>
-            </w:pPr>
-          </w:p>
-        </w:tc>
-        <w:tc>
-          <w:tcPr/>
-          <w:p>
-            <w:pPr>
-              <w:pStyle w:val="Compact"/>
-            </w:pPr>
-          </w:p>
-        </w:tc>
-        <w:tc>
-          <w:tcPr/>
-          <w:p>
-            <w:pPr>
-              <w:pStyle w:val="Compact"/>
-            </w:pPr>
-          </w:p>
-        </w:tc>
-        <w:tc>
-          <w:tcPr/>
-          <w:p>
-            <w:pPr>
-              <w:pStyle w:val="Compact"/>
-            </w:pPr>
-          </w:p>
-        </w:tc>
-        <w:tc>
-          <w:tcPr/>
-          <w:p>
-            <w:pPr>
-              <w:pStyle w:val="Compact"/>
-            </w:pPr>
-          </w:p>
-        </w:tc>
-      </w:tr>
-      <w:tr>
-        <w:tc>
-          <w:tcPr/>
-          <w:p>
-            <w:pPr>
-              <w:pStyle w:val="Compact"/>
-              <w:jc w:val="left"/>
-            </w:pPr>
-            <w:r>
+          <w:tcPr>
+            <w:shd w:fill="E8F8FF" w:val="clear"/>
+          </w:tcPr>
+          <w:p>
+            <w:pPr>
+              <w:pStyle w:val="Compact"/>
+            </w:pPr>
+          </w:p>
+        </w:tc>
+        <w:tc>
+          <w:tcPr>
+            <w:shd w:fill="E8F8FF" w:val="clear"/>
+          </w:tcPr>
+          <w:p>
+            <w:pPr>
+              <w:pStyle w:val="Compact"/>
+            </w:pPr>
+          </w:p>
+        </w:tc>
+        <w:tc>
+          <w:tcPr>
+            <w:shd w:fill="E8F8FF" w:val="clear"/>
+          </w:tcPr>
+          <w:p>
+            <w:pPr>
+              <w:pStyle w:val="Compact"/>
+            </w:pPr>
+          </w:p>
+        </w:tc>
+        <w:tc>
+          <w:tcPr>
+            <w:shd w:fill="E8F8FF" w:val="clear"/>
+          </w:tcPr>
+          <w:p>
+            <w:pPr>
+              <w:pStyle w:val="Compact"/>
+            </w:pPr>
+          </w:p>
+        </w:tc>
+        <w:tc>
+          <w:tcPr>
+            <w:shd w:fill="E8F8FF" w:val="clear"/>
+          </w:tcPr>
+          <w:p>
+            <w:pPr>
+              <w:pStyle w:val="Compact"/>
+            </w:pPr>
+          </w:p>
+        </w:tc>
+        <w:tc>
+          <w:tcPr>
+            <w:shd w:fill="E8F8FF" w:val="clear"/>
+          </w:tcPr>
+          <w:p>
+            <w:pPr>
+              <w:pStyle w:val="Compact"/>
+            </w:pPr>
+          </w:p>
+        </w:tc>
+      </w:tr>
+      <w:tr>
+        <w:tc>
+          <w:tcPr>
+            <w:shd w:fill="FFFFFF" w:val="clear"/>
+          </w:tcPr>
+          <w:p>
+            <w:pPr>
+              <w:pStyle w:val="Compact"/>
+              <w:jc w:val="left"/>
+            </w:pPr>
+            <w:r>
+              <w:rPr>
+                <w:color w:val="1A1A1A"/>
+                <w:sz w:val="19"/>
+              </w:rPr>
               <w:t xml:space="preserve">9</w:t>
             </w:r>
           </w:p>
         </w:tc>
         <w:tc>
-          <w:tcPr/>
-          <w:p>
-            <w:pPr>
-              <w:pStyle w:val="Compact"/>
-            </w:pPr>
-          </w:p>
-        </w:tc>
-        <w:tc>
-          <w:tcPr/>
-          <w:p>
-            <w:pPr>
-              <w:pStyle w:val="Compact"/>
-            </w:pPr>
-          </w:p>
-        </w:tc>
-        <w:tc>
-          <w:tcPr/>
-          <w:p>
-            <w:pPr>
-              <w:pStyle w:val="Compact"/>
-            </w:pPr>
-          </w:p>
-        </w:tc>
-        <w:tc>
-          <w:tcPr/>
-          <w:p>
-            <w:pPr>
-              <w:pStyle w:val="Compact"/>
-            </w:pPr>
-          </w:p>
-        </w:tc>
-        <w:tc>
-          <w:tcPr/>
-          <w:p>
-            <w:pPr>
-              <w:pStyle w:val="Compact"/>
-            </w:pPr>
-          </w:p>
-        </w:tc>
-        <w:tc>
-          <w:tcPr/>
-          <w:p>
-            <w:pPr>
-              <w:pStyle w:val="Compact"/>
-            </w:pPr>
-          </w:p>
-        </w:tc>
-      </w:tr>
-      <w:tr>
-        <w:tc>
-          <w:tcPr/>
-          <w:p>
-            <w:pPr>
-              <w:pStyle w:val="Compact"/>
-              <w:jc w:val="left"/>
-            </w:pPr>
-            <w:r>
+          <w:tcPr>
+            <w:shd w:fill="FFFFFF" w:val="clear"/>
+          </w:tcPr>
+          <w:p>
+            <w:pPr>
+              <w:pStyle w:val="Compact"/>
+            </w:pPr>
+          </w:p>
+        </w:tc>
+        <w:tc>
+          <w:tcPr>
+            <w:shd w:fill="FFFFFF" w:val="clear"/>
+          </w:tcPr>
+          <w:p>
+            <w:pPr>
+              <w:pStyle w:val="Compact"/>
+            </w:pPr>
+          </w:p>
+        </w:tc>
+        <w:tc>
+          <w:tcPr>
+            <w:shd w:fill="FFFFFF" w:val="clear"/>
+          </w:tcPr>
+          <w:p>
+            <w:pPr>
+              <w:pStyle w:val="Compact"/>
+            </w:pPr>
+          </w:p>
+        </w:tc>
+        <w:tc>
+          <w:tcPr>
+            <w:shd w:fill="FFFFFF" w:val="clear"/>
+          </w:tcPr>
+          <w:p>
+            <w:pPr>
+              <w:pStyle w:val="Compact"/>
+            </w:pPr>
+          </w:p>
+        </w:tc>
+        <w:tc>
+          <w:tcPr>
+            <w:shd w:fill="FFFFFF" w:val="clear"/>
+          </w:tcPr>
+          <w:p>
+            <w:pPr>
+              <w:pStyle w:val="Compact"/>
+            </w:pPr>
+          </w:p>
+        </w:tc>
+        <w:tc>
+          <w:tcPr>
+            <w:shd w:fill="FFFFFF" w:val="clear"/>
+          </w:tcPr>
+          <w:p>
+            <w:pPr>
+              <w:pStyle w:val="Compact"/>
+            </w:pPr>
+          </w:p>
+        </w:tc>
+      </w:tr>
+      <w:tr>
+        <w:tc>
+          <w:tcPr>
+            <w:shd w:fill="E8F8FF" w:val="clear"/>
+          </w:tcPr>
+          <w:p>
+            <w:pPr>
+              <w:pStyle w:val="Compact"/>
+              <w:jc w:val="left"/>
+            </w:pPr>
+            <w:r>
+              <w:rPr>
+                <w:color w:val="1A1A1A"/>
+                <w:sz w:val="19"/>
+              </w:rPr>
               <w:t xml:space="preserve">10</w:t>
             </w:r>
           </w:p>
         </w:tc>
         <w:tc>
-          <w:tcPr/>
-          <w:p>
-            <w:pPr>
-              <w:pStyle w:val="Compact"/>
-            </w:pPr>
-          </w:p>
-        </w:tc>
-        <w:tc>
-          <w:tcPr/>
-          <w:p>
-            <w:pPr>
-              <w:pStyle w:val="Compact"/>
-            </w:pPr>
-          </w:p>
-        </w:tc>
-        <w:tc>
-          <w:tcPr/>
-          <w:p>
-            <w:pPr>
-              <w:pStyle w:val="Compact"/>
-            </w:pPr>
-          </w:p>
-        </w:tc>
-        <w:tc>
-          <w:tcPr/>
-          <w:p>
-            <w:pPr>
-              <w:pStyle w:val="Compact"/>
-            </w:pPr>
-          </w:p>
-        </w:tc>
-        <w:tc>
-          <w:tcPr/>
-          <w:p>
-            <w:pPr>
-              <w:pStyle w:val="Compact"/>
-            </w:pPr>
-          </w:p>
-        </w:tc>
-        <w:tc>
-          <w:tcPr/>
+          <w:tcPr>
+            <w:shd w:fill="E8F8FF" w:val="clear"/>
+          </w:tcPr>
+          <w:p>
+            <w:pPr>
+              <w:pStyle w:val="Compact"/>
+            </w:pPr>
+          </w:p>
+        </w:tc>
+        <w:tc>
+          <w:tcPr>
+            <w:shd w:fill="E8F8FF" w:val="clear"/>
+          </w:tcPr>
+          <w:p>
+            <w:pPr>
+              <w:pStyle w:val="Compact"/>
+            </w:pPr>
+          </w:p>
+        </w:tc>
+        <w:tc>
+          <w:tcPr>
+            <w:shd w:fill="E8F8FF" w:val="clear"/>
+          </w:tcPr>
+          <w:p>
+            <w:pPr>
+              <w:pStyle w:val="Compact"/>
+            </w:pPr>
+          </w:p>
+        </w:tc>
+        <w:tc>
+          <w:tcPr>
+            <w:shd w:fill="E8F8FF" w:val="clear"/>
+          </w:tcPr>
+          <w:p>
+            <w:pPr>
+              <w:pStyle w:val="Compact"/>
+            </w:pPr>
+          </w:p>
+        </w:tc>
+        <w:tc>
+          <w:tcPr>
+            <w:shd w:fill="E8F8FF" w:val="clear"/>
+          </w:tcPr>
+          <w:p>
+            <w:pPr>
+              <w:pStyle w:val="Compact"/>
+            </w:pPr>
+          </w:p>
+        </w:tc>
+        <w:tc>
+          <w:tcPr>
+            <w:shd w:fill="E8F8FF" w:val="clear"/>
+          </w:tcPr>
           <w:p>
             <w:pPr>
               <w:pStyle w:val="Compact"/>
@@ -1556,9 +2278,29 @@
     <w:bookmarkStart w:id="27" w:name="summary"/>
     <w:p>
       <w:pPr>
+        <w:pBdr>
+          <w:top w:val="single" w:sz="18" w:space="1" w:color="F5A623"/>
+          <w:bottom w:val="single" w:sz="6" w:space="1" w:color="0099CC"/>
+        </w:pBdr>
+        <w:spacing w:before="200" w:after="200"/>
+      </w:pPr>
+    </w:p>
+    <w:p>
+      <w:pPr>
         <w:pStyle w:val="Heading2"/>
-      </w:pPr>
-      <w:r>
+        <w:rPr>
+          <w:color w:val="0099CC"/>
+        </w:rPr>
+        <w:pBdr>
+          <w:bottom w:val="single" w:sz="6" w:space="2" w:color="00BFFF"/>
+        </w:pBdr>
+      </w:pPr>
+      <w:r>
+        <w:rPr>
+          <w:b/>
+          <w:color w:val="0099CC"/>
+          <w:sz w:val="32"/>
+        </w:rPr>
         <w:t xml:space="preserve">SUMMARY</w:t>
       </w:r>
     </w:p>
@@ -1568,6 +2310,14 @@
         <w:tblW w:type="pct" w:w="5000"/>
         <w:tblLook w:firstRow="1" w:lastRow="0" w:firstColumn="0" w:lastColumn="0" w:noHBand="0" w:noVBand="0" w:val="0020"/>
         <w:jc w:val="start"/>
+        <w:tblBorders>
+          <w:top w:val="single" w:sz="4" w:space="0" w:color="B0D4E8"/>
+          <w:left w:val="single" w:sz="4" w:space="0" w:color="B0D4E8"/>
+          <w:bottom w:val="single" w:sz="4" w:space="0" w:color="B0D4E8"/>
+          <w:right w:val="single" w:sz="4" w:space="0" w:color="B0D4E8"/>
+          <w:insideH w:val="single" w:sz="4" w:space="0" w:color="B0D4E8"/>
+          <w:insideV w:val="single" w:sz="4" w:space="0" w:color="B0D4E8"/>
+        </w:tblBorders>
       </w:tblPr>
       <w:tblGrid>
         <w:gridCol w:w="3960"/>
@@ -1578,21 +2328,30 @@
           <w:tblHeader w:val="true"/>
         </w:trPr>
         <w:tc>
-          <w:tcPr/>
-          <w:p>
-            <w:pPr>
-              <w:pStyle w:val="Compact"/>
-            </w:pPr>
-          </w:p>
-        </w:tc>
-        <w:tc>
-          <w:tcPr/>
-          <w:p>
-            <w:pPr>
-              <w:pStyle w:val="Compact"/>
-              <w:jc w:val="left"/>
-            </w:pPr>
-            <w:r>
+          <w:tcPr>
+            <w:shd w:fill="0099CC" w:val="clear"/>
+          </w:tcPr>
+          <w:p>
+            <w:pPr>
+              <w:pStyle w:val="Compact"/>
+            </w:pPr>
+          </w:p>
+        </w:tc>
+        <w:tc>
+          <w:tcPr>
+            <w:shd w:fill="0099CC" w:val="clear"/>
+          </w:tcPr>
+          <w:p>
+            <w:pPr>
+              <w:pStyle w:val="Compact"/>
+              <w:jc w:val="left"/>
+            </w:pPr>
+            <w:r>
+              <w:rPr>
+                <w:b/>
+                <w:color w:val="FFFFFF"/>
+                <w:sz w:val="20"/>
+              </w:rPr>
               <w:t xml:space="preserve">Amount (NGN)</w:t>
             </w:r>
           </w:p>
@@ -1600,7 +2359,9 @@
       </w:tr>
       <w:tr>
         <w:tc>
-          <w:tcPr/>
+          <w:tcPr>
+            <w:shd w:fill="FFFFFF" w:val="clear"/>
+          </w:tcPr>
           <w:p>
             <w:pPr>
               <w:pStyle w:val="Compact"/>
@@ -1610,19 +2371,27 @@
               <w:rPr>
                 <w:bCs/>
                 <w:b/>
+                <w:color w:val="1A1A1A"/>
+                <w:sz w:val="19"/>
               </w:rPr>
               <w:t xml:space="preserve">Subtotal</w:t>
             </w:r>
           </w:p>
         </w:tc>
         <w:tc>
-          <w:tcPr/>
-          <w:p>
-            <w:pPr>
-              <w:pStyle w:val="Compact"/>
-              <w:jc w:val="left"/>
-            </w:pPr>
-            <w:r>
+          <w:tcPr>
+            <w:shd w:fill="FFFFFF" w:val="clear"/>
+          </w:tcPr>
+          <w:p>
+            <w:pPr>
+              <w:pStyle w:val="Compact"/>
+              <w:jc w:val="left"/>
+            </w:pPr>
+            <w:r>
+              <w:rPr>
+                <w:color w:val="1A1A1A"/>
+                <w:sz w:val="19"/>
+              </w:rPr>
               <w:t xml:space="preserve">__________________________________________</w:t>
             </w:r>
           </w:p>
@@ -1630,7 +2399,9 @@
       </w:tr>
       <w:tr>
         <w:tc>
-          <w:tcPr/>
+          <w:tcPr>
+            <w:shd w:fill="E8F8FF" w:val="clear"/>
+          </w:tcPr>
           <w:p>
             <w:pPr>
               <w:pStyle w:val="Compact"/>
@@ -1640,19 +2411,27 @@
               <w:rPr>
                 <w:bCs/>
                 <w:b/>
+                <w:color w:val="1A1A1A"/>
+                <w:sz w:val="19"/>
               </w:rPr>
               <w:t xml:space="preserve">Total Discount</w:t>
             </w:r>
           </w:p>
         </w:tc>
         <w:tc>
-          <w:tcPr/>
-          <w:p>
-            <w:pPr>
-              <w:pStyle w:val="Compact"/>
-              <w:jc w:val="left"/>
-            </w:pPr>
-            <w:r>
+          <w:tcPr>
+            <w:shd w:fill="E8F8FF" w:val="clear"/>
+          </w:tcPr>
+          <w:p>
+            <w:pPr>
+              <w:pStyle w:val="Compact"/>
+              <w:jc w:val="left"/>
+            </w:pPr>
+            <w:r>
+              <w:rPr>
+                <w:color w:val="1A1A1A"/>
+                <w:sz w:val="19"/>
+              </w:rPr>
               <w:t xml:space="preserve">__________________________________________</w:t>
             </w:r>
           </w:p>
@@ -1660,7 +2439,9 @@
       </w:tr>
       <w:tr>
         <w:tc>
-          <w:tcPr/>
+          <w:tcPr>
+            <w:shd w:fill="FFFFFF" w:val="clear"/>
+          </w:tcPr>
           <w:p>
             <w:pPr>
               <w:pStyle w:val="Compact"/>
@@ -1670,19 +2451,27 @@
               <w:rPr>
                 <w:bCs/>
                 <w:b/>
+                <w:color w:val="1A1A1A"/>
+                <w:sz w:val="19"/>
               </w:rPr>
               <w:t xml:space="preserve">Net Amount</w:t>
             </w:r>
           </w:p>
         </w:tc>
         <w:tc>
-          <w:tcPr/>
-          <w:p>
-            <w:pPr>
-              <w:pStyle w:val="Compact"/>
-              <w:jc w:val="left"/>
-            </w:pPr>
-            <w:r>
+          <w:tcPr>
+            <w:shd w:fill="FFFFFF" w:val="clear"/>
+          </w:tcPr>
+          <w:p>
+            <w:pPr>
+              <w:pStyle w:val="Compact"/>
+              <w:jc w:val="left"/>
+            </w:pPr>
+            <w:r>
+              <w:rPr>
+                <w:color w:val="1A1A1A"/>
+                <w:sz w:val="19"/>
+              </w:rPr>
               <w:t xml:space="preserve">__________________________________________</w:t>
             </w:r>
           </w:p>
@@ -1690,7 +2479,9 @@
       </w:tr>
       <w:tr>
         <w:tc>
-          <w:tcPr/>
+          <w:tcPr>
+            <w:shd w:fill="E8F8FF" w:val="clear"/>
+          </w:tcPr>
           <w:p>
             <w:pPr>
               <w:pStyle w:val="Compact"/>
@@ -1700,19 +2491,27 @@
               <w:rPr>
                 <w:bCs/>
                 <w:b/>
+                <w:color w:val="1A1A1A"/>
+                <w:sz w:val="19"/>
               </w:rPr>
               <w:t xml:space="preserve">VAT (7.5% — Estimated)</w:t>
             </w:r>
           </w:p>
         </w:tc>
         <w:tc>
-          <w:tcPr/>
-          <w:p>
-            <w:pPr>
-              <w:pStyle w:val="Compact"/>
-              <w:jc w:val="left"/>
-            </w:pPr>
-            <w:r>
+          <w:tcPr>
+            <w:shd w:fill="E8F8FF" w:val="clear"/>
+          </w:tcPr>
+          <w:p>
+            <w:pPr>
+              <w:pStyle w:val="Compact"/>
+              <w:jc w:val="left"/>
+            </w:pPr>
+            <w:r>
+              <w:rPr>
+                <w:color w:val="1A1A1A"/>
+                <w:sz w:val="19"/>
+              </w:rPr>
               <w:t xml:space="preserve">__________________________________________</w:t>
             </w:r>
           </w:p>
@@ -1720,7 +2519,9 @@
       </w:tr>
       <w:tr>
         <w:tc>
-          <w:tcPr/>
+          <w:tcPr>
+            <w:shd w:fill="FFFFFF" w:val="clear"/>
+          </w:tcPr>
           <w:p>
             <w:pPr>
               <w:pStyle w:val="Compact"/>
@@ -1730,19 +2531,27 @@
               <w:rPr>
                 <w:bCs/>
                 <w:b/>
+                <w:color w:val="1A1A1A"/>
+                <w:sz w:val="19"/>
               </w:rPr>
               <w:t xml:space="preserve">Shipping / Delivery Charges</w:t>
             </w:r>
           </w:p>
         </w:tc>
         <w:tc>
-          <w:tcPr/>
-          <w:p>
-            <w:pPr>
-              <w:pStyle w:val="Compact"/>
-              <w:jc w:val="left"/>
-            </w:pPr>
-            <w:r>
+          <w:tcPr>
+            <w:shd w:fill="FFFFFF" w:val="clear"/>
+          </w:tcPr>
+          <w:p>
+            <w:pPr>
+              <w:pStyle w:val="Compact"/>
+              <w:jc w:val="left"/>
+            </w:pPr>
+            <w:r>
+              <w:rPr>
+                <w:color w:val="1A1A1A"/>
+                <w:sz w:val="19"/>
+              </w:rPr>
               <w:t xml:space="preserve">__________________________________________</w:t>
             </w:r>
           </w:p>
@@ -1750,7 +2559,9 @@
       </w:tr>
       <w:tr>
         <w:tc>
-          <w:tcPr/>
+          <w:tcPr>
+            <w:shd w:fill="E8F8FF" w:val="clear"/>
+          </w:tcPr>
           <w:p>
             <w:pPr>
               <w:pStyle w:val="Compact"/>
@@ -1760,19 +2571,27 @@
               <w:rPr>
                 <w:bCs/>
                 <w:b/>
+                <w:color w:val="1A1A1A"/>
+                <w:sz w:val="19"/>
               </w:rPr>
               <w:t xml:space="preserve">ESTIMATED TOTAL</w:t>
             </w:r>
           </w:p>
         </w:tc>
         <w:tc>
-          <w:tcPr/>
-          <w:p>
-            <w:pPr>
-              <w:pStyle w:val="Compact"/>
-              <w:jc w:val="left"/>
-            </w:pPr>
-            <w:r>
+          <w:tcPr>
+            <w:shd w:fill="E8F8FF" w:val="clear"/>
+          </w:tcPr>
+          <w:p>
+            <w:pPr>
+              <w:pStyle w:val="Compact"/>
+              <w:jc w:val="left"/>
+            </w:pPr>
+            <w:r>
+              <w:rPr>
+                <w:color w:val="1A1A1A"/>
+                <w:sz w:val="19"/>
+              </w:rPr>
               <w:t xml:space="preserve">__________________________________________</w:t>
             </w:r>
           </w:p>
@@ -1808,9 +2627,29 @@
     <w:bookmarkStart w:id="28" w:name="delivery-terms"/>
     <w:p>
       <w:pPr>
+        <w:pBdr>
+          <w:top w:val="single" w:sz="18" w:space="1" w:color="F5A623"/>
+          <w:bottom w:val="single" w:sz="6" w:space="1" w:color="0099CC"/>
+        </w:pBdr>
+        <w:spacing w:before="200" w:after="200"/>
+      </w:pPr>
+    </w:p>
+    <w:p>
+      <w:pPr>
         <w:pStyle w:val="Heading2"/>
-      </w:pPr>
-      <w:r>
+        <w:rPr>
+          <w:color w:val="0099CC"/>
+        </w:rPr>
+        <w:pBdr>
+          <w:bottom w:val="single" w:sz="6" w:space="2" w:color="00BFFF"/>
+        </w:pBdr>
+      </w:pPr>
+      <w:r>
+        <w:rPr>
+          <w:b/>
+          <w:color w:val="0099CC"/>
+          <w:sz w:val="32"/>
+        </w:rPr>
         <w:t xml:space="preserve">DELIVERY TERMS</w:t>
       </w:r>
     </w:p>
@@ -1820,6 +2659,14 @@
         <w:tblW w:type="pct" w:w="5000"/>
         <w:tblLook w:firstRow="1" w:lastRow="0" w:firstColumn="0" w:lastColumn="0" w:noHBand="0" w:noVBand="0" w:val="0020"/>
         <w:jc w:val="start"/>
+        <w:tblBorders>
+          <w:top w:val="single" w:sz="4" w:space="0" w:color="B0D4E8"/>
+          <w:left w:val="single" w:sz="4" w:space="0" w:color="B0D4E8"/>
+          <w:bottom w:val="single" w:sz="4" w:space="0" w:color="B0D4E8"/>
+          <w:right w:val="single" w:sz="4" w:space="0" w:color="B0D4E8"/>
+          <w:insideH w:val="single" w:sz="4" w:space="0" w:color="B0D4E8"/>
+          <w:insideV w:val="single" w:sz="4" w:space="0" w:color="B0D4E8"/>
+        </w:tblBorders>
       </w:tblPr>
       <w:tblGrid>
         <w:gridCol w:w="3960"/>
@@ -1830,25 +2677,39 @@
           <w:tblHeader w:val="true"/>
         </w:trPr>
         <w:tc>
-          <w:tcPr/>
-          <w:p>
-            <w:pPr>
-              <w:pStyle w:val="Compact"/>
-              <w:jc w:val="left"/>
-            </w:pPr>
-            <w:r>
+          <w:tcPr>
+            <w:shd w:fill="0099CC" w:val="clear"/>
+          </w:tcPr>
+          <w:p>
+            <w:pPr>
+              <w:pStyle w:val="Compact"/>
+              <w:jc w:val="left"/>
+            </w:pPr>
+            <w:r>
+              <w:rPr>
+                <w:b/>
+                <w:color w:val="FFFFFF"/>
+                <w:sz w:val="20"/>
+              </w:rPr>
               <w:t xml:space="preserve">Field</w:t>
             </w:r>
           </w:p>
         </w:tc>
         <w:tc>
-          <w:tcPr/>
-          <w:p>
-            <w:pPr>
-              <w:pStyle w:val="Compact"/>
-              <w:jc w:val="left"/>
-            </w:pPr>
-            <w:r>
+          <w:tcPr>
+            <w:shd w:fill="0099CC" w:val="clear"/>
+          </w:tcPr>
+          <w:p>
+            <w:pPr>
+              <w:pStyle w:val="Compact"/>
+              <w:jc w:val="left"/>
+            </w:pPr>
+            <w:r>
+              <w:rPr>
+                <w:b/>
+                <w:color w:val="FFFFFF"/>
+                <w:sz w:val="20"/>
+              </w:rPr>
               <w:t xml:space="preserve">Details</w:t>
             </w:r>
           </w:p>
@@ -1856,25 +2717,37 @@
       </w:tr>
       <w:tr>
         <w:tc>
-          <w:tcPr/>
-          <w:p>
-            <w:pPr>
-              <w:pStyle w:val="Compact"/>
-              <w:jc w:val="left"/>
-            </w:pPr>
-            <w:r>
+          <w:tcPr>
+            <w:shd w:fill="FFFFFF" w:val="clear"/>
+          </w:tcPr>
+          <w:p>
+            <w:pPr>
+              <w:pStyle w:val="Compact"/>
+              <w:jc w:val="left"/>
+            </w:pPr>
+            <w:r>
+              <w:rPr>
+                <w:color w:val="1A1A1A"/>
+                <w:sz w:val="19"/>
+              </w:rPr>
               <w:t xml:space="preserve">Estimated Delivery Period</w:t>
             </w:r>
           </w:p>
         </w:tc>
         <w:tc>
-          <w:tcPr/>
-          <w:p>
-            <w:pPr>
-              <w:pStyle w:val="Compact"/>
-              <w:jc w:val="left"/>
-            </w:pPr>
-            <w:r>
+          <w:tcPr>
+            <w:shd w:fill="FFFFFF" w:val="clear"/>
+          </w:tcPr>
+          <w:p>
+            <w:pPr>
+              <w:pStyle w:val="Compact"/>
+              <w:jc w:val="left"/>
+            </w:pPr>
+            <w:r>
+              <w:rPr>
+                <w:color w:val="1A1A1A"/>
+                <w:sz w:val="19"/>
+              </w:rPr>
               <w:t xml:space="preserve">__________________________________________</w:t>
             </w:r>
           </w:p>
@@ -1882,25 +2755,37 @@
       </w:tr>
       <w:tr>
         <w:tc>
-          <w:tcPr/>
-          <w:p>
-            <w:pPr>
-              <w:pStyle w:val="Compact"/>
-              <w:jc w:val="left"/>
-            </w:pPr>
-            <w:r>
+          <w:tcPr>
+            <w:shd w:fill="E8F8FF" w:val="clear"/>
+          </w:tcPr>
+          <w:p>
+            <w:pPr>
+              <w:pStyle w:val="Compact"/>
+              <w:jc w:val="left"/>
+            </w:pPr>
+            <w:r>
+              <w:rPr>
+                <w:color w:val="1A1A1A"/>
+                <w:sz w:val="19"/>
+              </w:rPr>
               <w:t xml:space="preserve">Delivery Location</w:t>
             </w:r>
           </w:p>
         </w:tc>
         <w:tc>
-          <w:tcPr/>
-          <w:p>
-            <w:pPr>
-              <w:pStyle w:val="Compact"/>
-              <w:jc w:val="left"/>
-            </w:pPr>
-            <w:r>
+          <w:tcPr>
+            <w:shd w:fill="E8F8FF" w:val="clear"/>
+          </w:tcPr>
+          <w:p>
+            <w:pPr>
+              <w:pStyle w:val="Compact"/>
+              <w:jc w:val="left"/>
+            </w:pPr>
+            <w:r>
+              <w:rPr>
+                <w:color w:val="1A1A1A"/>
+                <w:sz w:val="19"/>
+              </w:rPr>
               <w:t xml:space="preserve">__________________________________________</w:t>
             </w:r>
           </w:p>
@@ -1908,25 +2793,37 @@
       </w:tr>
       <w:tr>
         <w:tc>
-          <w:tcPr/>
-          <w:p>
-            <w:pPr>
-              <w:pStyle w:val="Compact"/>
-              <w:jc w:val="left"/>
-            </w:pPr>
-            <w:r>
+          <w:tcPr>
+            <w:shd w:fill="FFFFFF" w:val="clear"/>
+          </w:tcPr>
+          <w:p>
+            <w:pPr>
+              <w:pStyle w:val="Compact"/>
+              <w:jc w:val="left"/>
+            </w:pPr>
+            <w:r>
+              <w:rPr>
+                <w:color w:val="1A1A1A"/>
+                <w:sz w:val="19"/>
+              </w:rPr>
               <w:t xml:space="preserve">Incoterms (if applicable)</w:t>
             </w:r>
           </w:p>
         </w:tc>
         <w:tc>
-          <w:tcPr/>
-          <w:p>
-            <w:pPr>
-              <w:pStyle w:val="Compact"/>
-              <w:jc w:val="left"/>
-            </w:pPr>
-            <w:r>
+          <w:tcPr>
+            <w:shd w:fill="FFFFFF" w:val="clear"/>
+          </w:tcPr>
+          <w:p>
+            <w:pPr>
+              <w:pStyle w:val="Compact"/>
+              <w:jc w:val="left"/>
+            </w:pPr>
+            <w:r>
+              <w:rPr>
+                <w:color w:val="1A1A1A"/>
+                <w:sz w:val="19"/>
+              </w:rPr>
               <w:t xml:space="preserve">__________________________________________</w:t>
             </w:r>
           </w:p>
@@ -1934,25 +2831,37 @@
       </w:tr>
       <w:tr>
         <w:tc>
-          <w:tcPr/>
-          <w:p>
-            <w:pPr>
-              <w:pStyle w:val="Compact"/>
-              <w:jc w:val="left"/>
-            </w:pPr>
-            <w:r>
+          <w:tcPr>
+            <w:shd w:fill="E8F8FF" w:val="clear"/>
+          </w:tcPr>
+          <w:p>
+            <w:pPr>
+              <w:pStyle w:val="Compact"/>
+              <w:jc w:val="left"/>
+            </w:pPr>
+            <w:r>
+              <w:rPr>
+                <w:color w:val="1A1A1A"/>
+                <w:sz w:val="19"/>
+              </w:rPr>
               <w:t xml:space="preserve">Shipping Method</w:t>
             </w:r>
           </w:p>
         </w:tc>
         <w:tc>
-          <w:tcPr/>
-          <w:p>
-            <w:pPr>
-              <w:pStyle w:val="Compact"/>
-              <w:jc w:val="left"/>
-            </w:pPr>
-            <w:r>
+          <w:tcPr>
+            <w:shd w:fill="E8F8FF" w:val="clear"/>
+          </w:tcPr>
+          <w:p>
+            <w:pPr>
+              <w:pStyle w:val="Compact"/>
+              <w:jc w:val="left"/>
+            </w:pPr>
+            <w:r>
+              <w:rPr>
+                <w:color w:val="1A1A1A"/>
+                <w:sz w:val="19"/>
+              </w:rPr>
               <w:t xml:space="preserve">__________________________________________</w:t>
             </w:r>
           </w:p>
@@ -1970,9 +2879,29 @@
     <w:bookmarkStart w:id="29" w:name="payment-terms"/>
     <w:p>
       <w:pPr>
+        <w:pBdr>
+          <w:top w:val="single" w:sz="18" w:space="1" w:color="F5A623"/>
+          <w:bottom w:val="single" w:sz="6" w:space="1" w:color="0099CC"/>
+        </w:pBdr>
+        <w:spacing w:before="200" w:after="200"/>
+      </w:pPr>
+    </w:p>
+    <w:p>
+      <w:pPr>
         <w:pStyle w:val="Heading2"/>
-      </w:pPr>
-      <w:r>
+        <w:rPr>
+          <w:color w:val="0099CC"/>
+        </w:rPr>
+        <w:pBdr>
+          <w:bottom w:val="single" w:sz="6" w:space="2" w:color="00BFFF"/>
+        </w:pBdr>
+      </w:pPr>
+      <w:r>
+        <w:rPr>
+          <w:b/>
+          <w:color w:val="0099CC"/>
+          <w:sz w:val="32"/>
+        </w:rPr>
         <w:t xml:space="preserve">PAYMENT TERMS</w:t>
       </w:r>
     </w:p>
@@ -2059,9 +2988,29 @@
     <w:bookmarkStart w:id="32" w:name="bank-details"/>
     <w:p>
       <w:pPr>
+        <w:pBdr>
+          <w:top w:val="single" w:sz="18" w:space="1" w:color="F5A623"/>
+          <w:bottom w:val="single" w:sz="6" w:space="1" w:color="0099CC"/>
+        </w:pBdr>
+        <w:spacing w:before="200" w:after="200"/>
+      </w:pPr>
+    </w:p>
+    <w:p>
+      <w:pPr>
         <w:pStyle w:val="Heading2"/>
-      </w:pPr>
-      <w:r>
+        <w:rPr>
+          <w:color w:val="0099CC"/>
+        </w:rPr>
+        <w:pBdr>
+          <w:bottom w:val="single" w:sz="6" w:space="2" w:color="00BFFF"/>
+        </w:pBdr>
+      </w:pPr>
+      <w:r>
+        <w:rPr>
+          <w:b/>
+          <w:color w:val="0099CC"/>
+          <w:sz w:val="32"/>
+        </w:rPr>
         <w:t xml:space="preserve">BANK DETAILS</w:t>
       </w:r>
     </w:p>
@@ -2069,8 +3018,16 @@
     <w:p>
       <w:pPr>
         <w:pStyle w:val="Heading3"/>
-      </w:pPr>
-      <w:r>
+        <w:rPr>
+          <w:color w:val="E08A00"/>
+        </w:rPr>
+      </w:pPr>
+      <w:r>
+        <w:rPr>
+          <w:b/>
+          <w:color w:val="E08A00"/>
+          <w:sz w:val="26"/>
+        </w:rPr>
         <w:t xml:space="preserve">Naira Account (NGN)</w:t>
       </w:r>
     </w:p>
@@ -2080,6 +3037,14 @@
         <w:tblW w:type="auto" w:w="0"/>
         <w:tblLook w:firstRow="1" w:lastRow="0" w:firstColumn="0" w:lastColumn="0" w:noHBand="0" w:noVBand="0" w:val="0020"/>
         <w:jc w:val="start"/>
+        <w:tblBorders>
+          <w:top w:val="single" w:sz="4" w:space="0" w:color="B0D4E8"/>
+          <w:left w:val="single" w:sz="4" w:space="0" w:color="B0D4E8"/>
+          <w:bottom w:val="single" w:sz="4" w:space="0" w:color="B0D4E8"/>
+          <w:right w:val="single" w:sz="4" w:space="0" w:color="B0D4E8"/>
+          <w:insideH w:val="single" w:sz="4" w:space="0" w:color="B0D4E8"/>
+          <w:insideV w:val="single" w:sz="4" w:space="0" w:color="B0D4E8"/>
+        </w:tblBorders>
       </w:tblPr>
       <w:tblGrid>
         <w:gridCol w:w="3960"/>
@@ -2090,25 +3055,39 @@
           <w:tblHeader w:val="true"/>
         </w:trPr>
         <w:tc>
-          <w:tcPr/>
-          <w:p>
-            <w:pPr>
-              <w:pStyle w:val="Compact"/>
-              <w:jc w:val="left"/>
-            </w:pPr>
-            <w:r>
+          <w:tcPr>
+            <w:shd w:fill="0099CC" w:val="clear"/>
+          </w:tcPr>
+          <w:p>
+            <w:pPr>
+              <w:pStyle w:val="Compact"/>
+              <w:jc w:val="left"/>
+            </w:pPr>
+            <w:r>
+              <w:rPr>
+                <w:b/>
+                <w:color w:val="FFFFFF"/>
+                <w:sz w:val="20"/>
+              </w:rPr>
               <w:t xml:space="preserve">Field</w:t>
             </w:r>
           </w:p>
         </w:tc>
         <w:tc>
-          <w:tcPr/>
-          <w:p>
-            <w:pPr>
-              <w:pStyle w:val="Compact"/>
-              <w:jc w:val="left"/>
-            </w:pPr>
-            <w:r>
+          <w:tcPr>
+            <w:shd w:fill="0099CC" w:val="clear"/>
+          </w:tcPr>
+          <w:p>
+            <w:pPr>
+              <w:pStyle w:val="Compact"/>
+              <w:jc w:val="left"/>
+            </w:pPr>
+            <w:r>
+              <w:rPr>
+                <w:b/>
+                <w:color w:val="FFFFFF"/>
+                <w:sz w:val="20"/>
+              </w:rPr>
               <w:t xml:space="preserve">Details</w:t>
             </w:r>
           </w:p>
@@ -2116,25 +3095,37 @@
       </w:tr>
       <w:tr>
         <w:tc>
-          <w:tcPr/>
-          <w:p>
-            <w:pPr>
-              <w:pStyle w:val="Compact"/>
-              <w:jc w:val="left"/>
-            </w:pPr>
-            <w:r>
+          <w:tcPr>
+            <w:shd w:fill="FFFFFF" w:val="clear"/>
+          </w:tcPr>
+          <w:p>
+            <w:pPr>
+              <w:pStyle w:val="Compact"/>
+              <w:jc w:val="left"/>
+            </w:pPr>
+            <w:r>
+              <w:rPr>
+                <w:color w:val="1A1A1A"/>
+                <w:sz w:val="19"/>
+              </w:rPr>
               <w:t xml:space="preserve">Bank Name</w:t>
             </w:r>
           </w:p>
         </w:tc>
         <w:tc>
-          <w:tcPr/>
-          <w:p>
-            <w:pPr>
-              <w:pStyle w:val="Compact"/>
-              <w:jc w:val="left"/>
-            </w:pPr>
-            <w:r>
+          <w:tcPr>
+            <w:shd w:fill="FFFFFF" w:val="clear"/>
+          </w:tcPr>
+          <w:p>
+            <w:pPr>
+              <w:pStyle w:val="Compact"/>
+              <w:jc w:val="left"/>
+            </w:pPr>
+            <w:r>
+              <w:rPr>
+                <w:color w:val="1A1A1A"/>
+                <w:sz w:val="19"/>
+              </w:rPr>
               <w:t xml:space="preserve">__________________________________________</w:t>
             </w:r>
           </w:p>
@@ -2142,25 +3133,37 @@
       </w:tr>
       <w:tr>
         <w:tc>
-          <w:tcPr/>
-          <w:p>
-            <w:pPr>
-              <w:pStyle w:val="Compact"/>
-              <w:jc w:val="left"/>
-            </w:pPr>
-            <w:r>
+          <w:tcPr>
+            <w:shd w:fill="E8F8FF" w:val="clear"/>
+          </w:tcPr>
+          <w:p>
+            <w:pPr>
+              <w:pStyle w:val="Compact"/>
+              <w:jc w:val="left"/>
+            </w:pPr>
+            <w:r>
+              <w:rPr>
+                <w:color w:val="1A1A1A"/>
+                <w:sz w:val="19"/>
+              </w:rPr>
               <w:t xml:space="preserve">Account Name</w:t>
             </w:r>
           </w:p>
         </w:tc>
         <w:tc>
-          <w:tcPr/>
-          <w:p>
-            <w:pPr>
-              <w:pStyle w:val="Compact"/>
-              <w:jc w:val="left"/>
-            </w:pPr>
-            <w:r>
+          <w:tcPr>
+            <w:shd w:fill="E8F8FF" w:val="clear"/>
+          </w:tcPr>
+          <w:p>
+            <w:pPr>
+              <w:pStyle w:val="Compact"/>
+              <w:jc w:val="left"/>
+            </w:pPr>
+            <w:r>
+              <w:rPr>
+                <w:color w:val="1A1A1A"/>
+                <w:sz w:val="19"/>
+              </w:rPr>
               <w:t xml:space="preserve">PECH Group Holdings Ltd</w:t>
             </w:r>
           </w:p>
@@ -2168,25 +3171,37 @@
       </w:tr>
       <w:tr>
         <w:tc>
-          <w:tcPr/>
-          <w:p>
-            <w:pPr>
-              <w:pStyle w:val="Compact"/>
-              <w:jc w:val="left"/>
-            </w:pPr>
-            <w:r>
+          <w:tcPr>
+            <w:shd w:fill="FFFFFF" w:val="clear"/>
+          </w:tcPr>
+          <w:p>
+            <w:pPr>
+              <w:pStyle w:val="Compact"/>
+              <w:jc w:val="left"/>
+            </w:pPr>
+            <w:r>
+              <w:rPr>
+                <w:color w:val="1A1A1A"/>
+                <w:sz w:val="19"/>
+              </w:rPr>
               <w:t xml:space="preserve">Account Number</w:t>
             </w:r>
           </w:p>
         </w:tc>
         <w:tc>
-          <w:tcPr/>
-          <w:p>
-            <w:pPr>
-              <w:pStyle w:val="Compact"/>
-              <w:jc w:val="left"/>
-            </w:pPr>
-            <w:r>
+          <w:tcPr>
+            <w:shd w:fill="FFFFFF" w:val="clear"/>
+          </w:tcPr>
+          <w:p>
+            <w:pPr>
+              <w:pStyle w:val="Compact"/>
+              <w:jc w:val="left"/>
+            </w:pPr>
+            <w:r>
+              <w:rPr>
+                <w:color w:val="1A1A1A"/>
+                <w:sz w:val="19"/>
+              </w:rPr>
               <w:t xml:space="preserve">__________________________________________</w:t>
             </w:r>
           </w:p>
@@ -2194,25 +3209,37 @@
       </w:tr>
       <w:tr>
         <w:tc>
-          <w:tcPr/>
-          <w:p>
-            <w:pPr>
-              <w:pStyle w:val="Compact"/>
-              <w:jc w:val="left"/>
-            </w:pPr>
-            <w:r>
+          <w:tcPr>
+            <w:shd w:fill="E8F8FF" w:val="clear"/>
+          </w:tcPr>
+          <w:p>
+            <w:pPr>
+              <w:pStyle w:val="Compact"/>
+              <w:jc w:val="left"/>
+            </w:pPr>
+            <w:r>
+              <w:rPr>
+                <w:color w:val="1A1A1A"/>
+                <w:sz w:val="19"/>
+              </w:rPr>
               <w:t xml:space="preserve">Sort Code</w:t>
             </w:r>
           </w:p>
         </w:tc>
         <w:tc>
-          <w:tcPr/>
-          <w:p>
-            <w:pPr>
-              <w:pStyle w:val="Compact"/>
-              <w:jc w:val="left"/>
-            </w:pPr>
-            <w:r>
+          <w:tcPr>
+            <w:shd w:fill="E8F8FF" w:val="clear"/>
+          </w:tcPr>
+          <w:p>
+            <w:pPr>
+              <w:pStyle w:val="Compact"/>
+              <w:jc w:val="left"/>
+            </w:pPr>
+            <w:r>
+              <w:rPr>
+                <w:color w:val="1A1A1A"/>
+                <w:sz w:val="19"/>
+              </w:rPr>
               <w:t xml:space="preserve">__________________________________________</w:t>
             </w:r>
           </w:p>
@@ -2224,8 +3251,16 @@
     <w:p>
       <w:pPr>
         <w:pStyle w:val="Heading3"/>
-      </w:pPr>
-      <w:r>
+        <w:rPr>
+          <w:color w:val="E08A00"/>
+        </w:rPr>
+      </w:pPr>
+      <w:r>
+        <w:rPr>
+          <w:b/>
+          <w:color w:val="E08A00"/>
+          <w:sz w:val="26"/>
+        </w:rPr>
         <w:t xml:space="preserve">US Dollar Account (USD)</w:t>
       </w:r>
     </w:p>
@@ -2235,6 +3270,14 @@
         <w:tblW w:type="auto" w:w="0"/>
         <w:tblLook w:firstRow="1" w:lastRow="0" w:firstColumn="0" w:lastColumn="0" w:noHBand="0" w:noVBand="0" w:val="0020"/>
         <w:jc w:val="start"/>
+        <w:tblBorders>
+          <w:top w:val="single" w:sz="4" w:space="0" w:color="B0D4E8"/>
+          <w:left w:val="single" w:sz="4" w:space="0" w:color="B0D4E8"/>
+          <w:bottom w:val="single" w:sz="4" w:space="0" w:color="B0D4E8"/>
+          <w:right w:val="single" w:sz="4" w:space="0" w:color="B0D4E8"/>
+          <w:insideH w:val="single" w:sz="4" w:space="0" w:color="B0D4E8"/>
+          <w:insideV w:val="single" w:sz="4" w:space="0" w:color="B0D4E8"/>
+        </w:tblBorders>
       </w:tblPr>
       <w:tblGrid>
         <w:gridCol w:w="3960"/>
@@ -2245,25 +3288,39 @@
           <w:tblHeader w:val="true"/>
         </w:trPr>
         <w:tc>
-          <w:tcPr/>
-          <w:p>
-            <w:pPr>
-              <w:pStyle w:val="Compact"/>
-              <w:jc w:val="left"/>
-            </w:pPr>
-            <w:r>
+          <w:tcPr>
+            <w:shd w:fill="0099CC" w:val="clear"/>
+          </w:tcPr>
+          <w:p>
+            <w:pPr>
+              <w:pStyle w:val="Compact"/>
+              <w:jc w:val="left"/>
+            </w:pPr>
+            <w:r>
+              <w:rPr>
+                <w:b/>
+                <w:color w:val="FFFFFF"/>
+                <w:sz w:val="20"/>
+              </w:rPr>
               <w:t xml:space="preserve">Field</w:t>
             </w:r>
           </w:p>
         </w:tc>
         <w:tc>
-          <w:tcPr/>
-          <w:p>
-            <w:pPr>
-              <w:pStyle w:val="Compact"/>
-              <w:jc w:val="left"/>
-            </w:pPr>
-            <w:r>
+          <w:tcPr>
+            <w:shd w:fill="0099CC" w:val="clear"/>
+          </w:tcPr>
+          <w:p>
+            <w:pPr>
+              <w:pStyle w:val="Compact"/>
+              <w:jc w:val="left"/>
+            </w:pPr>
+            <w:r>
+              <w:rPr>
+                <w:b/>
+                <w:color w:val="FFFFFF"/>
+                <w:sz w:val="20"/>
+              </w:rPr>
               <w:t xml:space="preserve">Details</w:t>
             </w:r>
           </w:p>
@@ -2271,25 +3328,37 @@
       </w:tr>
       <w:tr>
         <w:tc>
-          <w:tcPr/>
-          <w:p>
-            <w:pPr>
-              <w:pStyle w:val="Compact"/>
-              <w:jc w:val="left"/>
-            </w:pPr>
-            <w:r>
+          <w:tcPr>
+            <w:shd w:fill="FFFFFF" w:val="clear"/>
+          </w:tcPr>
+          <w:p>
+            <w:pPr>
+              <w:pStyle w:val="Compact"/>
+              <w:jc w:val="left"/>
+            </w:pPr>
+            <w:r>
+              <w:rPr>
+                <w:color w:val="1A1A1A"/>
+                <w:sz w:val="19"/>
+              </w:rPr>
               <w:t xml:space="preserve">Bank Name</w:t>
             </w:r>
           </w:p>
         </w:tc>
         <w:tc>
-          <w:tcPr/>
-          <w:p>
-            <w:pPr>
-              <w:pStyle w:val="Compact"/>
-              <w:jc w:val="left"/>
-            </w:pPr>
-            <w:r>
+          <w:tcPr>
+            <w:shd w:fill="FFFFFF" w:val="clear"/>
+          </w:tcPr>
+          <w:p>
+            <w:pPr>
+              <w:pStyle w:val="Compact"/>
+              <w:jc w:val="left"/>
+            </w:pPr>
+            <w:r>
+              <w:rPr>
+                <w:color w:val="1A1A1A"/>
+                <w:sz w:val="19"/>
+              </w:rPr>
               <w:t xml:space="preserve">__________________________________________</w:t>
             </w:r>
           </w:p>
@@ -2297,25 +3366,37 @@
       </w:tr>
       <w:tr>
         <w:tc>
-          <w:tcPr/>
-          <w:p>
-            <w:pPr>
-              <w:pStyle w:val="Compact"/>
-              <w:jc w:val="left"/>
-            </w:pPr>
-            <w:r>
+          <w:tcPr>
+            <w:shd w:fill="E8F8FF" w:val="clear"/>
+          </w:tcPr>
+          <w:p>
+            <w:pPr>
+              <w:pStyle w:val="Compact"/>
+              <w:jc w:val="left"/>
+            </w:pPr>
+            <w:r>
+              <w:rPr>
+                <w:color w:val="1A1A1A"/>
+                <w:sz w:val="19"/>
+              </w:rPr>
               <w:t xml:space="preserve">Account Name</w:t>
             </w:r>
           </w:p>
         </w:tc>
         <w:tc>
-          <w:tcPr/>
-          <w:p>
-            <w:pPr>
-              <w:pStyle w:val="Compact"/>
-              <w:jc w:val="left"/>
-            </w:pPr>
-            <w:r>
+          <w:tcPr>
+            <w:shd w:fill="E8F8FF" w:val="clear"/>
+          </w:tcPr>
+          <w:p>
+            <w:pPr>
+              <w:pStyle w:val="Compact"/>
+              <w:jc w:val="left"/>
+            </w:pPr>
+            <w:r>
+              <w:rPr>
+                <w:color w:val="1A1A1A"/>
+                <w:sz w:val="19"/>
+              </w:rPr>
               <w:t xml:space="preserve">PECH Group Holdings Ltd</w:t>
             </w:r>
           </w:p>
@@ -2323,25 +3404,37 @@
       </w:tr>
       <w:tr>
         <w:tc>
-          <w:tcPr/>
-          <w:p>
-            <w:pPr>
-              <w:pStyle w:val="Compact"/>
-              <w:jc w:val="left"/>
-            </w:pPr>
-            <w:r>
+          <w:tcPr>
+            <w:shd w:fill="FFFFFF" w:val="clear"/>
+          </w:tcPr>
+          <w:p>
+            <w:pPr>
+              <w:pStyle w:val="Compact"/>
+              <w:jc w:val="left"/>
+            </w:pPr>
+            <w:r>
+              <w:rPr>
+                <w:color w:val="1A1A1A"/>
+                <w:sz w:val="19"/>
+              </w:rPr>
               <w:t xml:space="preserve">Account Number</w:t>
             </w:r>
           </w:p>
         </w:tc>
         <w:tc>
-          <w:tcPr/>
-          <w:p>
-            <w:pPr>
-              <w:pStyle w:val="Compact"/>
-              <w:jc w:val="left"/>
-            </w:pPr>
-            <w:r>
+          <w:tcPr>
+            <w:shd w:fill="FFFFFF" w:val="clear"/>
+          </w:tcPr>
+          <w:p>
+            <w:pPr>
+              <w:pStyle w:val="Compact"/>
+              <w:jc w:val="left"/>
+            </w:pPr>
+            <w:r>
+              <w:rPr>
+                <w:color w:val="1A1A1A"/>
+                <w:sz w:val="19"/>
+              </w:rPr>
               <w:t xml:space="preserve">__________________________________________</w:t>
             </w:r>
           </w:p>
@@ -2349,25 +3442,37 @@
       </w:tr>
       <w:tr>
         <w:tc>
-          <w:tcPr/>
-          <w:p>
-            <w:pPr>
-              <w:pStyle w:val="Compact"/>
-              <w:jc w:val="left"/>
-            </w:pPr>
-            <w:r>
+          <w:tcPr>
+            <w:shd w:fill="E8F8FF" w:val="clear"/>
+          </w:tcPr>
+          <w:p>
+            <w:pPr>
+              <w:pStyle w:val="Compact"/>
+              <w:jc w:val="left"/>
+            </w:pPr>
+            <w:r>
+              <w:rPr>
+                <w:color w:val="1A1A1A"/>
+                <w:sz w:val="19"/>
+              </w:rPr>
               <w:t xml:space="preserve">SWIFT/BIC Code</w:t>
             </w:r>
           </w:p>
         </w:tc>
         <w:tc>
-          <w:tcPr/>
-          <w:p>
-            <w:pPr>
-              <w:pStyle w:val="Compact"/>
-              <w:jc w:val="left"/>
-            </w:pPr>
-            <w:r>
+          <w:tcPr>
+            <w:shd w:fill="E8F8FF" w:val="clear"/>
+          </w:tcPr>
+          <w:p>
+            <w:pPr>
+              <w:pStyle w:val="Compact"/>
+              <w:jc w:val="left"/>
+            </w:pPr>
+            <w:r>
+              <w:rPr>
+                <w:color w:val="1A1A1A"/>
+                <w:sz w:val="19"/>
+              </w:rPr>
               <w:t xml:space="preserve">__________________________________________</w:t>
             </w:r>
           </w:p>
@@ -2386,9 +3491,29 @@
     <w:bookmarkStart w:id="33" w:name="terms-and-conditions"/>
     <w:p>
       <w:pPr>
+        <w:pBdr>
+          <w:top w:val="single" w:sz="18" w:space="1" w:color="F5A623"/>
+          <w:bottom w:val="single" w:sz="6" w:space="1" w:color="0099CC"/>
+        </w:pBdr>
+        <w:spacing w:before="200" w:after="200"/>
+      </w:pPr>
+    </w:p>
+    <w:p>
+      <w:pPr>
         <w:pStyle w:val="Heading2"/>
-      </w:pPr>
-      <w:r>
+        <w:rPr>
+          <w:color w:val="0099CC"/>
+        </w:rPr>
+        <w:pBdr>
+          <w:bottom w:val="single" w:sz="6" w:space="2" w:color="00BFFF"/>
+        </w:pBdr>
+      </w:pPr>
+      <w:r>
+        <w:rPr>
+          <w:b/>
+          <w:color w:val="0099CC"/>
+          <w:sz w:val="32"/>
+        </w:rPr>
         <w:t xml:space="preserve">TERMS AND CONDITIONS</w:t>
       </w:r>
     </w:p>
@@ -2475,9 +3600,29 @@
     <w:bookmarkStart w:id="36" w:name="acceptance-block"/>
     <w:p>
       <w:pPr>
+        <w:pBdr>
+          <w:top w:val="single" w:sz="18" w:space="1" w:color="F5A623"/>
+          <w:bottom w:val="single" w:sz="6" w:space="1" w:color="0099CC"/>
+        </w:pBdr>
+        <w:spacing w:before="200" w:after="200"/>
+      </w:pPr>
+    </w:p>
+    <w:p>
+      <w:pPr>
         <w:pStyle w:val="Heading2"/>
-      </w:pPr>
-      <w:r>
+        <w:rPr>
+          <w:color w:val="0099CC"/>
+        </w:rPr>
+        <w:pBdr>
+          <w:bottom w:val="single" w:sz="6" w:space="2" w:color="00BFFF"/>
+        </w:pBdr>
+      </w:pPr>
+      <w:r>
+        <w:rPr>
+          <w:b/>
+          <w:color w:val="0099CC"/>
+          <w:sz w:val="32"/>
+        </w:rPr>
         <w:t xml:space="preserve">ACCEPTANCE BLOCK</w:t>
       </w:r>
     </w:p>
@@ -2493,8 +3638,16 @@
     <w:p>
       <w:pPr>
         <w:pStyle w:val="Heading3"/>
-      </w:pPr>
-      <w:r>
+        <w:rPr>
+          <w:color w:val="E08A00"/>
+        </w:rPr>
+      </w:pPr>
+      <w:r>
+        <w:rPr>
+          <w:b/>
+          <w:color w:val="E08A00"/>
+          <w:sz w:val="26"/>
+        </w:rPr>
         <w:t xml:space="preserve">Client Acceptance</w:t>
       </w:r>
     </w:p>
@@ -2504,6 +3657,14 @@
         <w:tblW w:type="auto" w:w="0"/>
         <w:tblLook w:firstRow="1" w:lastRow="0" w:firstColumn="0" w:lastColumn="0" w:noHBand="0" w:noVBand="0" w:val="0020"/>
         <w:jc w:val="start"/>
+        <w:tblBorders>
+          <w:top w:val="single" w:sz="4" w:space="0" w:color="B0D4E8"/>
+          <w:left w:val="single" w:sz="4" w:space="0" w:color="B0D4E8"/>
+          <w:bottom w:val="single" w:sz="4" w:space="0" w:color="B0D4E8"/>
+          <w:right w:val="single" w:sz="4" w:space="0" w:color="B0D4E8"/>
+          <w:insideH w:val="single" w:sz="4" w:space="0" w:color="B0D4E8"/>
+          <w:insideV w:val="single" w:sz="4" w:space="0" w:color="B0D4E8"/>
+        </w:tblBorders>
       </w:tblPr>
       <w:tblGrid>
         <w:gridCol w:w="3960"/>
@@ -2514,25 +3675,39 @@
           <w:tblHeader w:val="true"/>
         </w:trPr>
         <w:tc>
-          <w:tcPr/>
-          <w:p>
-            <w:pPr>
-              <w:pStyle w:val="Compact"/>
-              <w:jc w:val="left"/>
-            </w:pPr>
-            <w:r>
+          <w:tcPr>
+            <w:shd w:fill="0099CC" w:val="clear"/>
+          </w:tcPr>
+          <w:p>
+            <w:pPr>
+              <w:pStyle w:val="Compact"/>
+              <w:jc w:val="left"/>
+            </w:pPr>
+            <w:r>
+              <w:rPr>
+                <w:b/>
+                <w:color w:val="FFFFFF"/>
+                <w:sz w:val="20"/>
+              </w:rPr>
               <w:t xml:space="preserve">Field</w:t>
             </w:r>
           </w:p>
         </w:tc>
         <w:tc>
-          <w:tcPr/>
-          <w:p>
-            <w:pPr>
-              <w:pStyle w:val="Compact"/>
-              <w:jc w:val="left"/>
-            </w:pPr>
-            <w:r>
+          <w:tcPr>
+            <w:shd w:fill="0099CC" w:val="clear"/>
+          </w:tcPr>
+          <w:p>
+            <w:pPr>
+              <w:pStyle w:val="Compact"/>
+              <w:jc w:val="left"/>
+            </w:pPr>
+            <w:r>
+              <w:rPr>
+                <w:b/>
+                <w:color w:val="FFFFFF"/>
+                <w:sz w:val="20"/>
+              </w:rPr>
               <w:t xml:space="preserve">Details</w:t>
             </w:r>
           </w:p>
@@ -2540,25 +3715,37 @@
       </w:tr>
       <w:tr>
         <w:tc>
-          <w:tcPr/>
-          <w:p>
-            <w:pPr>
-              <w:pStyle w:val="Compact"/>
-              <w:jc w:val="left"/>
-            </w:pPr>
-            <w:r>
+          <w:tcPr>
+            <w:shd w:fill="FFFFFF" w:val="clear"/>
+          </w:tcPr>
+          <w:p>
+            <w:pPr>
+              <w:pStyle w:val="Compact"/>
+              <w:jc w:val="left"/>
+            </w:pPr>
+            <w:r>
+              <w:rPr>
+                <w:color w:val="1A1A1A"/>
+                <w:sz w:val="19"/>
+              </w:rPr>
               <w:t xml:space="preserve">Name</w:t>
             </w:r>
           </w:p>
         </w:tc>
         <w:tc>
-          <w:tcPr/>
-          <w:p>
-            <w:pPr>
-              <w:pStyle w:val="Compact"/>
-              <w:jc w:val="left"/>
-            </w:pPr>
-            <w:r>
+          <w:tcPr>
+            <w:shd w:fill="FFFFFF" w:val="clear"/>
+          </w:tcPr>
+          <w:p>
+            <w:pPr>
+              <w:pStyle w:val="Compact"/>
+              <w:jc w:val="left"/>
+            </w:pPr>
+            <w:r>
+              <w:rPr>
+                <w:color w:val="1A1A1A"/>
+                <w:sz w:val="19"/>
+              </w:rPr>
               <w:t xml:space="preserve">__________________________________________</w:t>
             </w:r>
           </w:p>
@@ -2566,25 +3753,37 @@
       </w:tr>
       <w:tr>
         <w:tc>
-          <w:tcPr/>
-          <w:p>
-            <w:pPr>
-              <w:pStyle w:val="Compact"/>
-              <w:jc w:val="left"/>
-            </w:pPr>
-            <w:r>
+          <w:tcPr>
+            <w:shd w:fill="E8F8FF" w:val="clear"/>
+          </w:tcPr>
+          <w:p>
+            <w:pPr>
+              <w:pStyle w:val="Compact"/>
+              <w:jc w:val="left"/>
+            </w:pPr>
+            <w:r>
+              <w:rPr>
+                <w:color w:val="1A1A1A"/>
+                <w:sz w:val="19"/>
+              </w:rPr>
               <w:t xml:space="preserve">Signature</w:t>
             </w:r>
           </w:p>
         </w:tc>
         <w:tc>
-          <w:tcPr/>
-          <w:p>
-            <w:pPr>
-              <w:pStyle w:val="Compact"/>
-              <w:jc w:val="left"/>
-            </w:pPr>
-            <w:r>
+          <w:tcPr>
+            <w:shd w:fill="E8F8FF" w:val="clear"/>
+          </w:tcPr>
+          <w:p>
+            <w:pPr>
+              <w:pStyle w:val="Compact"/>
+              <w:jc w:val="left"/>
+            </w:pPr>
+            <w:r>
+              <w:rPr>
+                <w:color w:val="1A1A1A"/>
+                <w:sz w:val="19"/>
+              </w:rPr>
               <w:t xml:space="preserve">__________________________________________</w:t>
             </w:r>
           </w:p>
@@ -2592,25 +3791,37 @@
       </w:tr>
       <w:tr>
         <w:tc>
-          <w:tcPr/>
-          <w:p>
-            <w:pPr>
-              <w:pStyle w:val="Compact"/>
-              <w:jc w:val="left"/>
-            </w:pPr>
-            <w:r>
+          <w:tcPr>
+            <w:shd w:fill="FFFFFF" w:val="clear"/>
+          </w:tcPr>
+          <w:p>
+            <w:pPr>
+              <w:pStyle w:val="Compact"/>
+              <w:jc w:val="left"/>
+            </w:pPr>
+            <w:r>
+              <w:rPr>
+                <w:color w:val="1A1A1A"/>
+                <w:sz w:val="19"/>
+              </w:rPr>
               <w:t xml:space="preserve">Date</w:t>
             </w:r>
           </w:p>
         </w:tc>
         <w:tc>
-          <w:tcPr/>
-          <w:p>
-            <w:pPr>
-              <w:pStyle w:val="Compact"/>
-              <w:jc w:val="left"/>
-            </w:pPr>
-            <w:r>
+          <w:tcPr>
+            <w:shd w:fill="FFFFFF" w:val="clear"/>
+          </w:tcPr>
+          <w:p>
+            <w:pPr>
+              <w:pStyle w:val="Compact"/>
+              <w:jc w:val="left"/>
+            </w:pPr>
+            <w:r>
+              <w:rPr>
+                <w:color w:val="1A1A1A"/>
+                <w:sz w:val="19"/>
+              </w:rPr>
               <w:t xml:space="preserve">__________________________________________</w:t>
             </w:r>
           </w:p>
@@ -2618,25 +3829,37 @@
       </w:tr>
       <w:tr>
         <w:tc>
-          <w:tcPr/>
-          <w:p>
-            <w:pPr>
-              <w:pStyle w:val="Compact"/>
-              <w:jc w:val="left"/>
-            </w:pPr>
-            <w:r>
+          <w:tcPr>
+            <w:shd w:fill="E8F8FF" w:val="clear"/>
+          </w:tcPr>
+          <w:p>
+            <w:pPr>
+              <w:pStyle w:val="Compact"/>
+              <w:jc w:val="left"/>
+            </w:pPr>
+            <w:r>
+              <w:rPr>
+                <w:color w:val="1A1A1A"/>
+                <w:sz w:val="19"/>
+              </w:rPr>
               <w:t xml:space="preserve">Designation</w:t>
             </w:r>
           </w:p>
         </w:tc>
         <w:tc>
-          <w:tcPr/>
-          <w:p>
-            <w:pPr>
-              <w:pStyle w:val="Compact"/>
-              <w:jc w:val="left"/>
-            </w:pPr>
-            <w:r>
+          <w:tcPr>
+            <w:shd w:fill="E8F8FF" w:val="clear"/>
+          </w:tcPr>
+          <w:p>
+            <w:pPr>
+              <w:pStyle w:val="Compact"/>
+              <w:jc w:val="left"/>
+            </w:pPr>
+            <w:r>
+              <w:rPr>
+                <w:color w:val="1A1A1A"/>
+                <w:sz w:val="19"/>
+              </w:rPr>
               <w:t xml:space="preserve">__________________________________________</w:t>
             </w:r>
           </w:p>
@@ -2644,25 +3867,37 @@
       </w:tr>
       <w:tr>
         <w:tc>
-          <w:tcPr/>
-          <w:p>
-            <w:pPr>
-              <w:pStyle w:val="Compact"/>
-              <w:jc w:val="left"/>
-            </w:pPr>
-            <w:r>
+          <w:tcPr>
+            <w:shd w:fill="FFFFFF" w:val="clear"/>
+          </w:tcPr>
+          <w:p>
+            <w:pPr>
+              <w:pStyle w:val="Compact"/>
+              <w:jc w:val="left"/>
+            </w:pPr>
+            <w:r>
+              <w:rPr>
+                <w:color w:val="1A1A1A"/>
+                <w:sz w:val="19"/>
+              </w:rPr>
               <w:t xml:space="preserve">Company Stamp</w:t>
             </w:r>
           </w:p>
         </w:tc>
         <w:tc>
-          <w:tcPr/>
-          <w:p>
-            <w:pPr>
-              <w:pStyle w:val="Compact"/>
-              <w:jc w:val="left"/>
-            </w:pPr>
-            <w:r>
+          <w:tcPr>
+            <w:shd w:fill="FFFFFF" w:val="clear"/>
+          </w:tcPr>
+          <w:p>
+            <w:pPr>
+              <w:pStyle w:val="Compact"/>
+              <w:jc w:val="left"/>
+            </w:pPr>
+            <w:r>
+              <w:rPr>
+                <w:color w:val="1A1A1A"/>
+                <w:sz w:val="19"/>
+              </w:rPr>
               <w:t xml:space="preserve">__________________________________________</w:t>
             </w:r>
           </w:p>
@@ -2681,8 +3916,16 @@
     <w:p>
       <w:pPr>
         <w:pStyle w:val="Heading3"/>
-      </w:pPr>
-      <w:r>
+        <w:rPr>
+          <w:color w:val="E08A00"/>
+        </w:rPr>
+      </w:pPr>
+      <w:r>
+        <w:rPr>
+          <w:b/>
+          <w:color w:val="E08A00"/>
+          <w:sz w:val="26"/>
+        </w:rPr>
         <w:t xml:space="preserve">Issued By (PECH Group Holdings Ltd)</w:t>
       </w:r>
     </w:p>
@@ -2692,6 +3935,14 @@
         <w:tblW w:type="auto" w:w="0"/>
         <w:tblLook w:firstRow="1" w:lastRow="0" w:firstColumn="0" w:lastColumn="0" w:noHBand="0" w:noVBand="0" w:val="0020"/>
         <w:jc w:val="start"/>
+        <w:tblBorders>
+          <w:top w:val="single" w:sz="4" w:space="0" w:color="B0D4E8"/>
+          <w:left w:val="single" w:sz="4" w:space="0" w:color="B0D4E8"/>
+          <w:bottom w:val="single" w:sz="4" w:space="0" w:color="B0D4E8"/>
+          <w:right w:val="single" w:sz="4" w:space="0" w:color="B0D4E8"/>
+          <w:insideH w:val="single" w:sz="4" w:space="0" w:color="B0D4E8"/>
+          <w:insideV w:val="single" w:sz="4" w:space="0" w:color="B0D4E8"/>
+        </w:tblBorders>
       </w:tblPr>
       <w:tblGrid>
         <w:gridCol w:w="3960"/>
@@ -2702,25 +3953,39 @@
           <w:tblHeader w:val="true"/>
         </w:trPr>
         <w:tc>
-          <w:tcPr/>
-          <w:p>
-            <w:pPr>
-              <w:pStyle w:val="Compact"/>
-              <w:jc w:val="left"/>
-            </w:pPr>
-            <w:r>
+          <w:tcPr>
+            <w:shd w:fill="0099CC" w:val="clear"/>
+          </w:tcPr>
+          <w:p>
+            <w:pPr>
+              <w:pStyle w:val="Compact"/>
+              <w:jc w:val="left"/>
+            </w:pPr>
+            <w:r>
+              <w:rPr>
+                <w:b/>
+                <w:color w:val="FFFFFF"/>
+                <w:sz w:val="20"/>
+              </w:rPr>
               <w:t xml:space="preserve">Field</w:t>
             </w:r>
           </w:p>
         </w:tc>
         <w:tc>
-          <w:tcPr/>
-          <w:p>
-            <w:pPr>
-              <w:pStyle w:val="Compact"/>
-              <w:jc w:val="left"/>
-            </w:pPr>
-            <w:r>
+          <w:tcPr>
+            <w:shd w:fill="0099CC" w:val="clear"/>
+          </w:tcPr>
+          <w:p>
+            <w:pPr>
+              <w:pStyle w:val="Compact"/>
+              <w:jc w:val="left"/>
+            </w:pPr>
+            <w:r>
+              <w:rPr>
+                <w:b/>
+                <w:color w:val="FFFFFF"/>
+                <w:sz w:val="20"/>
+              </w:rPr>
               <w:t xml:space="preserve">Details</w:t>
             </w:r>
           </w:p>
@@ -2728,25 +3993,37 @@
       </w:tr>
       <w:tr>
         <w:tc>
-          <w:tcPr/>
-          <w:p>
-            <w:pPr>
-              <w:pStyle w:val="Compact"/>
-              <w:jc w:val="left"/>
-            </w:pPr>
-            <w:r>
+          <w:tcPr>
+            <w:shd w:fill="FFFFFF" w:val="clear"/>
+          </w:tcPr>
+          <w:p>
+            <w:pPr>
+              <w:pStyle w:val="Compact"/>
+              <w:jc w:val="left"/>
+            </w:pPr>
+            <w:r>
+              <w:rPr>
+                <w:color w:val="1A1A1A"/>
+                <w:sz w:val="19"/>
+              </w:rPr>
               <w:t xml:space="preserve">Name</w:t>
             </w:r>
           </w:p>
         </w:tc>
         <w:tc>
-          <w:tcPr/>
-          <w:p>
-            <w:pPr>
-              <w:pStyle w:val="Compact"/>
-              <w:jc w:val="left"/>
-            </w:pPr>
-            <w:r>
+          <w:tcPr>
+            <w:shd w:fill="FFFFFF" w:val="clear"/>
+          </w:tcPr>
+          <w:p>
+            <w:pPr>
+              <w:pStyle w:val="Compact"/>
+              <w:jc w:val="left"/>
+            </w:pPr>
+            <w:r>
+              <w:rPr>
+                <w:color w:val="1A1A1A"/>
+                <w:sz w:val="19"/>
+              </w:rPr>
               <w:t xml:space="preserve">__________________________________________</w:t>
             </w:r>
           </w:p>
@@ -2754,25 +4031,37 @@
       </w:tr>
       <w:tr>
         <w:tc>
-          <w:tcPr/>
-          <w:p>
-            <w:pPr>
-              <w:pStyle w:val="Compact"/>
-              <w:jc w:val="left"/>
-            </w:pPr>
-            <w:r>
+          <w:tcPr>
+            <w:shd w:fill="E8F8FF" w:val="clear"/>
+          </w:tcPr>
+          <w:p>
+            <w:pPr>
+              <w:pStyle w:val="Compact"/>
+              <w:jc w:val="left"/>
+            </w:pPr>
+            <w:r>
+              <w:rPr>
+                <w:color w:val="1A1A1A"/>
+                <w:sz w:val="19"/>
+              </w:rPr>
               <w:t xml:space="preserve">Signature</w:t>
             </w:r>
           </w:p>
         </w:tc>
         <w:tc>
-          <w:tcPr/>
-          <w:p>
-            <w:pPr>
-              <w:pStyle w:val="Compact"/>
-              <w:jc w:val="left"/>
-            </w:pPr>
-            <w:r>
+          <w:tcPr>
+            <w:shd w:fill="E8F8FF" w:val="clear"/>
+          </w:tcPr>
+          <w:p>
+            <w:pPr>
+              <w:pStyle w:val="Compact"/>
+              <w:jc w:val="left"/>
+            </w:pPr>
+            <w:r>
+              <w:rPr>
+                <w:color w:val="1A1A1A"/>
+                <w:sz w:val="19"/>
+              </w:rPr>
               <w:t xml:space="preserve">__________________________________________</w:t>
             </w:r>
           </w:p>
@@ -2780,25 +4069,37 @@
       </w:tr>
       <w:tr>
         <w:tc>
-          <w:tcPr/>
-          <w:p>
-            <w:pPr>
-              <w:pStyle w:val="Compact"/>
-              <w:jc w:val="left"/>
-            </w:pPr>
-            <w:r>
+          <w:tcPr>
+            <w:shd w:fill="FFFFFF" w:val="clear"/>
+          </w:tcPr>
+          <w:p>
+            <w:pPr>
+              <w:pStyle w:val="Compact"/>
+              <w:jc w:val="left"/>
+            </w:pPr>
+            <w:r>
+              <w:rPr>
+                <w:color w:val="1A1A1A"/>
+                <w:sz w:val="19"/>
+              </w:rPr>
               <w:t xml:space="preserve">Date</w:t>
             </w:r>
           </w:p>
         </w:tc>
         <w:tc>
-          <w:tcPr/>
-          <w:p>
-            <w:pPr>
-              <w:pStyle w:val="Compact"/>
-              <w:jc w:val="left"/>
-            </w:pPr>
-            <w:r>
+          <w:tcPr>
+            <w:shd w:fill="FFFFFF" w:val="clear"/>
+          </w:tcPr>
+          <w:p>
+            <w:pPr>
+              <w:pStyle w:val="Compact"/>
+              <w:jc w:val="left"/>
+            </w:pPr>
+            <w:r>
+              <w:rPr>
+                <w:color w:val="1A1A1A"/>
+                <w:sz w:val="19"/>
+              </w:rPr>
               <w:t xml:space="preserve">__________________________________________</w:t>
             </w:r>
           </w:p>
@@ -2806,25 +4107,37 @@
       </w:tr>
       <w:tr>
         <w:tc>
-          <w:tcPr/>
-          <w:p>
-            <w:pPr>
-              <w:pStyle w:val="Compact"/>
-              <w:jc w:val="left"/>
-            </w:pPr>
-            <w:r>
+          <w:tcPr>
+            <w:shd w:fill="E8F8FF" w:val="clear"/>
+          </w:tcPr>
+          <w:p>
+            <w:pPr>
+              <w:pStyle w:val="Compact"/>
+              <w:jc w:val="left"/>
+            </w:pPr>
+            <w:r>
+              <w:rPr>
+                <w:color w:val="1A1A1A"/>
+                <w:sz w:val="19"/>
+              </w:rPr>
               <w:t xml:space="preserve">Designation</w:t>
             </w:r>
           </w:p>
         </w:tc>
         <w:tc>
-          <w:tcPr/>
-          <w:p>
-            <w:pPr>
-              <w:pStyle w:val="Compact"/>
-              <w:jc w:val="left"/>
-            </w:pPr>
-            <w:r>
+          <w:tcPr>
+            <w:shd w:fill="E8F8FF" w:val="clear"/>
+          </w:tcPr>
+          <w:p>
+            <w:pPr>
+              <w:pStyle w:val="Compact"/>
+              <w:jc w:val="left"/>
+            </w:pPr>
+            <w:r>
+              <w:rPr>
+                <w:color w:val="1A1A1A"/>
+                <w:sz w:val="19"/>
+              </w:rPr>
               <w:t xml:space="preserve">__________________________________________</w:t>
             </w:r>
           </w:p>
@@ -2861,6 +4174,29 @@
         <w:right w:val="single" w:sz="18" w:space="24" w:color="E08A00"/>
       </w:pgBorders>
     </w:sectPr>
+    <w:p>
+      <w:pPr>
+        <w:pBdr>
+          <w:top w:val="single" w:sz="36" w:space="1" w:color="F5A623"/>
+          <w:bottom w:val="single" w:sz="12" w:space="0" w:color="00BFFF"/>
+        </w:pBdr>
+        <w:spacing w:before="300" w:after="0"/>
+      </w:pPr>
+    </w:p>
+    <w:p>
+      <w:pPr>
+        <w:jc w:val="center"/>
+        <w:spacing w:before="60" w:after="0"/>
+      </w:pPr>
+      <w:r>
+        <w:rPr>
+          <w:color w:val="0099CC"/>
+          <w:sz w:val="16"/>
+          <w:szCs w:val="16"/>
+        </w:rPr>
+        <w:t xml:space="preserve">PECH Group Holdings Ltd  |  Lagos, Nigeria  |  pechgroupholdings.tech</w:t>
+      </w:r>
+    </w:p>
   </w:body>
 </w:document>
 </file>

--- a/business_documents/PECH_PROFORMA_INVOICE.docx
+++ b/business_documents/PECH_PROFORMA_INVOICE.docx
@@ -58,71 +58,34 @@
         <w:spacing w:after="0"/>
       </w:pPr>
     </w:p>
-    <w:bookmarkStart w:id="37" w:name="pech-group-holdings-ltd"/>
-    <w:p>
-      <w:pPr>
-        <w:pStyle w:val="Heading1"/>
-        <w:rPr>
-          <w:color w:val="0099CC"/>
-        </w:rPr>
-        <w:pBdr>
-          <w:bottom w:val="single" w:sz="18" w:space="2" w:color="F5A623"/>
-        </w:pBdr>
+    <w:p>
+      <w:pPr>
+        <w:pStyle w:val="FirstParagraph"/>
       </w:pPr>
       <w:r>
-        <w:rPr>
-          <w:b/>
-          <w:color w:val="0099CC"/>
-          <w:sz w:val="44"/>
-        </w:rPr>
-        <w:t xml:space="preserve">PECH GROUP HOLDINGS LTD</w:t>
+        <w:t xml:space="preserve">🧾</w:t>
       </w:r>
     </w:p>
-    <w:bookmarkStart w:id="22" w:name="proforma-invoice"/>
-    <w:p>
-      <w:pPr>
-        <w:pBdr>
-          <w:top w:val="single" w:sz="18" w:space="1" w:color="F5A623"/>
-          <w:bottom w:val="single" w:sz="6" w:space="1" w:color="0099CC"/>
-        </w:pBdr>
-        <w:spacing w:before="200" w:after="200"/>
-      </w:pPr>
-    </w:p>
-    <w:p>
-      <w:pPr>
-        <w:pStyle w:val="Heading2"/>
-        <w:rPr>
-          <w:color w:val="0099CC"/>
-        </w:rPr>
-        <w:pBdr>
-          <w:bottom w:val="single" w:sz="6" w:space="2" w:color="00BFFF"/>
-        </w:pBdr>
+    <w:p>
+      <w:pPr>
+        <w:pStyle w:val="BodyText"/>
       </w:pPr>
       <w:r>
-        <w:rPr>
-          <w:b/>
-          <w:color w:val="0099CC"/>
-          <w:sz w:val="32"/>
-        </w:rPr>
         <w:t xml:space="preserve">PROFORMA INVOICE</w:t>
       </w:r>
     </w:p>
-    <w:bookmarkStart w:id="21" w:name="confidential"/>
-    <w:p>
-      <w:pPr>
-        <w:pStyle w:val="Heading3"/>
-        <w:rPr>
-          <w:color w:val="E08A00"/>
-        </w:rPr>
+    <w:p>
+      <w:pPr>
+        <w:pStyle w:val="BodyText"/>
       </w:pPr>
       <w:r>
-        <w:rPr>
-          <w:b/>
-          <w:color w:val="E08A00"/>
-          <w:sz w:val="26"/>
-        </w:rPr>
-        <w:t xml:space="preserve">CONFIDENTIAL</w:t>
+        <w:t xml:space="preserve"> </w:t>
       </w:r>
+    </w:p>
+    <w:p>
+      <w:pPr>
+        <w:pStyle w:val="BodyText"/>
+      </w:pPr>
     </w:p>
     <w:p>
       <w:r>
@@ -131,91 +94,7 @@
         </w:pict>
       </w:r>
     </w:p>
-    <w:p>
-      <w:pPr>
-        <w:pStyle w:val="FirstParagraph"/>
-      </w:pPr>
-      <w:r>
-        <w:rPr>
-          <w:bCs/>
-          <w:b/>
-        </w:rPr>
-        <w:t xml:space="preserve">PECH Group Holdings Ltd</w:t>
-      </w:r>
-      <w:r>
-        <w:t xml:space="preserve"> </w:t>
-      </w:r>
-      <w:r>
-        <w:t xml:space="preserve">Lagos, Nigeria</w:t>
-      </w:r>
-      <w:r>
-        <w:t xml:space="preserve"> </w:t>
-      </w:r>
-      <w:r>
-        <w:t xml:space="preserve">Website:</w:t>
-      </w:r>
-      <w:r>
-        <w:t xml:space="preserve"> </w:t>
-      </w:r>
-      <w:hyperlink r:id="rId20">
-        <w:r>
-          <w:rPr>
-            <w:rStyle w:val="Hyperlink"/>
-          </w:rPr>
-          <w:t xml:space="preserve">pechgroupholdings.tech</w:t>
-        </w:r>
-      </w:hyperlink>
-    </w:p>
-    <w:p>
-      <w:pPr>
-        <w:pStyle w:val="BodyText"/>
-      </w:pPr>
-      <w:r>
-        <w:rPr>
-          <w:bCs/>
-          <w:b/>
-        </w:rPr>
-        <w:t xml:space="preserve">Document Reference:</w:t>
-      </w:r>
-      <w:r>
-        <w:t xml:space="preserve"> </w:t>
-      </w:r>
-      <w:r>
-        <w:t xml:space="preserve">PI-[YYYY]-[NNNN]</w:t>
-      </w:r>
-    </w:p>
-    <w:p>
-      <w:pPr>
-        <w:pStyle w:val="BlockText"/>
-        <w:pBdr>
-          <w:left w:val="single" w:sz="24" w:space="6" w:color="F5A623"/>
-        </w:pBdr>
-        <w:shd w:fill="FFF8E1" w:val="clear"/>
-      </w:pPr>
-      <w:r>
-        <w:rPr>
-          <w:bCs/>
-          <w:b/>
-        </w:rPr>
-        <w:t xml:space="preserve">IMPORTANT NOTICE: THIS IS NOT A TAX INVOICE.</w:t>
-      </w:r>
-      <w:r>
-        <w:t xml:space="preserve"> </w:t>
-      </w:r>
-      <w:r>
-        <w:t xml:space="preserve">This proforma invoice is issued for estimation and quotation purposes only. It does not constitute a demand for payment and should not be used for VAT recovery. A formal tax invoice shall be issued upon confirmation of order and delivery of goods/services.</w:t>
-      </w:r>
-    </w:p>
-    <w:p>
-      <w:r>
-        <w:pict>
-          <v:rect style="width:0;height:1.5pt" o:hralign="center" o:hrstd="t" o:hr="t"/>
-        </w:pict>
-      </w:r>
-    </w:p>
-    <w:bookmarkEnd w:id="21"/>
-    <w:bookmarkEnd w:id="22"/>
-    <w:bookmarkStart w:id="23" w:name="seller-information"/>
+    <w:bookmarkStart w:id="20" w:name="seller-information"/>
     <w:p>
       <w:pPr>
         <w:pBdr>
@@ -580,8 +459,8 @@
         </w:pict>
       </w:r>
     </w:p>
-    <w:bookmarkEnd w:id="23"/>
-    <w:bookmarkStart w:id="24" w:name="prospective-buyer-client-information"/>
+    <w:bookmarkEnd w:id="20"/>
+    <w:bookmarkStart w:id="21" w:name="prospective-buyer-client-information"/>
     <w:p>
       <w:pPr>
         <w:pBdr>
@@ -946,8 +825,8 @@
         </w:pict>
       </w:r>
     </w:p>
-    <w:bookmarkEnd w:id="24"/>
-    <w:bookmarkStart w:id="25" w:name="proforma-details"/>
+    <w:bookmarkEnd w:id="21"/>
+    <w:bookmarkStart w:id="22" w:name="proforma-details"/>
     <w:p>
       <w:pPr>
         <w:pBdr>
@@ -1274,8 +1153,8 @@
         </w:pict>
       </w:r>
     </w:p>
-    <w:bookmarkEnd w:id="25"/>
-    <w:bookmarkStart w:id="26" w:name="items-services-quoted"/>
+    <w:bookmarkEnd w:id="22"/>
+    <w:bookmarkStart w:id="23" w:name="items-services-quoted"/>
     <w:p>
       <w:pPr>
         <w:pBdr>
@@ -2274,8 +2153,8 @@
         </w:pict>
       </w:r>
     </w:p>
-    <w:bookmarkEnd w:id="26"/>
-    <w:bookmarkStart w:id="27" w:name="summary"/>
+    <w:bookmarkEnd w:id="23"/>
+    <w:bookmarkStart w:id="24" w:name="summary"/>
     <w:p>
       <w:pPr>
         <w:pBdr>
@@ -2623,8 +2502,8 @@
         </w:pict>
       </w:r>
     </w:p>
-    <w:bookmarkEnd w:id="27"/>
-    <w:bookmarkStart w:id="28" w:name="delivery-terms"/>
+    <w:bookmarkEnd w:id="24"/>
+    <w:bookmarkStart w:id="25" w:name="delivery-terms"/>
     <w:p>
       <w:pPr>
         <w:pBdr>
@@ -2875,8 +2754,8 @@
         </w:pict>
       </w:r>
     </w:p>
-    <w:bookmarkEnd w:id="28"/>
-    <w:bookmarkStart w:id="29" w:name="payment-terms"/>
+    <w:bookmarkEnd w:id="25"/>
+    <w:bookmarkStart w:id="26" w:name="payment-terms"/>
     <w:p>
       <w:pPr>
         <w:pBdr>
@@ -2984,8 +2863,8 @@
         </w:pict>
       </w:r>
     </w:p>
-    <w:bookmarkEnd w:id="29"/>
-    <w:bookmarkStart w:id="32" w:name="bank-details"/>
+    <w:bookmarkEnd w:id="26"/>
+    <w:bookmarkStart w:id="29" w:name="bank-details"/>
     <w:p>
       <w:pPr>
         <w:pBdr>
@@ -3014,7 +2893,7 @@
         <w:t xml:space="preserve">BANK DETAILS</w:t>
       </w:r>
     </w:p>
-    <w:bookmarkStart w:id="30" w:name="naira-account-ngn"/>
+    <w:bookmarkStart w:id="27" w:name="naira-account-ngn"/>
     <w:p>
       <w:pPr>
         <w:pStyle w:val="Heading3"/>
@@ -3246,8 +3125,8 @@
         </w:tc>
       </w:tr>
     </w:tbl>
-    <w:bookmarkEnd w:id="30"/>
-    <w:bookmarkStart w:id="31" w:name="us-dollar-account-usd"/>
+    <w:bookmarkEnd w:id="27"/>
+    <w:bookmarkStart w:id="28" w:name="us-dollar-account-usd"/>
     <w:p>
       <w:pPr>
         <w:pStyle w:val="Heading3"/>
@@ -3486,9 +3365,9 @@
         </w:pict>
       </w:r>
     </w:p>
-    <w:bookmarkEnd w:id="31"/>
-    <w:bookmarkEnd w:id="32"/>
-    <w:bookmarkStart w:id="33" w:name="terms-and-conditions"/>
+    <w:bookmarkEnd w:id="28"/>
+    <w:bookmarkEnd w:id="29"/>
+    <w:bookmarkStart w:id="30" w:name="terms-and-conditions"/>
     <w:p>
       <w:pPr>
         <w:pBdr>
@@ -3596,8 +3475,8 @@
         </w:pict>
       </w:r>
     </w:p>
-    <w:bookmarkEnd w:id="33"/>
-    <w:bookmarkStart w:id="36" w:name="acceptance-block"/>
+    <w:bookmarkEnd w:id="30"/>
+    <w:bookmarkStart w:id="33" w:name="acceptance-block"/>
     <w:p>
       <w:pPr>
         <w:pBdr>
@@ -3634,7 +3513,7 @@
         <w:t xml:space="preserve">By signing below, the prospective buyer acknowledges receipt of this proforma invoice and expresses intent to proceed with the order as described herein.</w:t>
       </w:r>
     </w:p>
-    <w:bookmarkStart w:id="34" w:name="client-acceptance"/>
+    <w:bookmarkStart w:id="31" w:name="client-acceptance"/>
     <w:p>
       <w:pPr>
         <w:pStyle w:val="Heading3"/>
@@ -3911,8 +3790,8 @@
         </w:pict>
       </w:r>
     </w:p>
-    <w:bookmarkEnd w:id="34"/>
-    <w:bookmarkStart w:id="35" w:name="issued-by-pech-group-holdings-ltd"/>
+    <w:bookmarkEnd w:id="31"/>
+    <w:bookmarkStart w:id="32" w:name="issued-by-pech-group-holdings-ltd"/>
     <w:p>
       <w:pPr>
         <w:pStyle w:val="Heading3"/>
@@ -4163,17 +4042,9 @@
         <w:t xml:space="preserve">This proforma invoice is issued by PECH Group Holdings Ltd, Lagos, Nigeria, for quotation and estimation purposes only. It does not constitute a tax invoice.</w:t>
       </w:r>
     </w:p>
-    <w:bookmarkEnd w:id="35"/>
-    <w:bookmarkEnd w:id="36"/>
-    <w:bookmarkEnd w:id="37"/>
-    <w:sectPr>
-      <w:pgBorders w:offsetFrom="page">
-        <w:top w:val="single" w:sz="18" w:space="24" w:color="00BFFF"/>
-        <w:left w:val="single" w:sz="18" w:space="24" w:color="0099CC"/>
-        <w:bottom w:val="single" w:sz="18" w:space="24" w:color="F5A623"/>
-        <w:right w:val="single" w:sz="18" w:space="24" w:color="E08A00"/>
-      </w:pgBorders>
-    </w:sectPr>
+    <w:bookmarkEnd w:id="32"/>
+    <w:bookmarkEnd w:id="33"/>
+    <w:sectPr/>
     <w:p>
       <w:pPr>
         <w:pBdr>
